--- a/SG4_Innovation/SG4_Artefacts/SG4_Risks.docx
+++ b/SG4_Innovation/SG4_Artefacts/SG4_Risks.docx
@@ -1646,6 +1646,179 @@
           </w:p>
         </w:tc>
       </w:tr>
+      <w:tr>
+        <w:trPr>
+          <w:cantSplit w:val="0"/>
+          <w:tblHeader w:val="0"/>
+        </w:trPr>
+        <w:tc>
+          <w:tcPr/>
+          <w:p>
+            <w:pPr>
+              <w:keepNext w:val="0"/>
+              <w:keepLines w:val="1"/>
+              <w:pageBreakBefore w:val="0"/>
+              <w:widowControl w:val="0"/>
+              <w:pBdr>
+                <w:top w:space="0" w:sz="0" w:val="nil"/>
+                <w:left w:space="0" w:sz="0" w:val="nil"/>
+                <w:bottom w:space="0" w:sz="0" w:val="nil"/>
+                <w:right w:space="0" w:sz="0" w:val="nil"/>
+                <w:between w:space="0" w:sz="0" w:val="nil"/>
+              </w:pBdr>
+              <w:shd w:fill="auto" w:val="clear"/>
+              <w:spacing w:after="120" w:before="0" w:line="240" w:lineRule="auto"/>
+              <w:ind w:left="0" w:right="0" w:firstLine="0"/>
+              <w:jc w:val="center"/>
+              <w:rPr>
+                <w:sz w:val="20"/>
+                <w:szCs w:val="20"/>
+              </w:rPr>
+            </w:pPr>
+            <w:r>
+              <w:rPr>
+                <w:sz w:val="20"/>
+                <w:szCs w:val="20"/>
+                <w:rtl w:val="0"/>
+              </w:rPr>
+              <w:t xml:space="preserve">2026-04-22</w:t>
+            </w:r>
+          </w:p>
+        </w:tc>
+        <w:tc>
+          <w:tcPr/>
+          <w:p>
+            <w:pPr>
+              <w:keepNext w:val="0"/>
+              <w:keepLines w:val="1"/>
+              <w:pageBreakBefore w:val="0"/>
+              <w:widowControl w:val="0"/>
+              <w:pBdr>
+                <w:top w:space="0" w:sz="0" w:val="nil"/>
+                <w:left w:space="0" w:sz="0" w:val="nil"/>
+                <w:bottom w:space="0" w:sz="0" w:val="nil"/>
+                <w:right w:space="0" w:sz="0" w:val="nil"/>
+                <w:between w:space="0" w:sz="0" w:val="nil"/>
+              </w:pBdr>
+              <w:shd w:fill="auto" w:val="clear"/>
+              <w:spacing w:after="120" w:before="0" w:line="240" w:lineRule="auto"/>
+              <w:ind w:left="0" w:right="0" w:firstLine="0"/>
+              <w:jc w:val="center"/>
+              <w:rPr>
+                <w:sz w:val="20"/>
+                <w:szCs w:val="20"/>
+              </w:rPr>
+            </w:pPr>
+            <w:r>
+              <w:rPr>
+                <w:sz w:val="20"/>
+                <w:szCs w:val="20"/>
+                <w:rtl w:val="0"/>
+              </w:rPr>
+              <w:t xml:space="preserve">1.3</w:t>
+            </w:r>
+          </w:p>
+        </w:tc>
+        <w:tc>
+          <w:tcPr/>
+          <w:p>
+            <w:pPr>
+              <w:keepNext w:val="0"/>
+              <w:keepLines w:val="1"/>
+              <w:pageBreakBefore w:val="0"/>
+              <w:widowControl w:val="0"/>
+              <w:pBdr>
+                <w:top w:space="0" w:sz="0" w:val="nil"/>
+                <w:left w:space="0" w:sz="0" w:val="nil"/>
+                <w:bottom w:space="0" w:sz="0" w:val="nil"/>
+                <w:right w:space="0" w:sz="0" w:val="nil"/>
+                <w:between w:space="0" w:sz="0" w:val="nil"/>
+              </w:pBdr>
+              <w:shd w:fill="auto" w:val="clear"/>
+              <w:spacing w:after="120" w:before="0" w:line="240" w:lineRule="auto"/>
+              <w:ind w:left="0" w:right="0" w:firstLine="0"/>
+              <w:jc w:val="center"/>
+              <w:rPr>
+                <w:sz w:val="20"/>
+                <w:szCs w:val="20"/>
+              </w:rPr>
+            </w:pPr>
+            <w:r>
+              <w:rPr>
+                <w:sz w:val="20"/>
+                <w:szCs w:val="20"/>
+                <w:rtl w:val="0"/>
+              </w:rPr>
+              <w:t xml:space="preserve">Updated risk with certain values </w:t>
+            </w:r>
+          </w:p>
+        </w:tc>
+        <w:tc>
+          <w:tcPr/>
+          <w:p>
+            <w:pPr>
+              <w:keepNext w:val="0"/>
+              <w:keepLines w:val="1"/>
+              <w:pageBreakBefore w:val="0"/>
+              <w:widowControl w:val="0"/>
+              <w:pBdr>
+                <w:top w:space="0" w:sz="0" w:val="nil"/>
+                <w:left w:space="0" w:sz="0" w:val="nil"/>
+                <w:bottom w:space="0" w:sz="0" w:val="nil"/>
+                <w:right w:space="0" w:sz="0" w:val="nil"/>
+                <w:between w:space="0" w:sz="0" w:val="nil"/>
+              </w:pBdr>
+              <w:shd w:fill="auto" w:val="clear"/>
+              <w:spacing w:after="120" w:before="0" w:line="240" w:lineRule="auto"/>
+              <w:ind w:left="0" w:right="0" w:firstLine="0"/>
+              <w:jc w:val="center"/>
+              <w:rPr>
+                <w:sz w:val="20"/>
+                <w:szCs w:val="20"/>
+              </w:rPr>
+            </w:pPr>
+            <w:r>
+              <w:rPr>
+                <w:sz w:val="20"/>
+                <w:szCs w:val="20"/>
+                <w:rtl w:val="0"/>
+              </w:rPr>
+              <w:t xml:space="preserve">Anitta Antony</w:t>
+            </w:r>
+          </w:p>
+          <w:p>
+            <w:pPr>
+              <w:keepNext w:val="0"/>
+              <w:keepLines w:val="1"/>
+              <w:pageBreakBefore w:val="0"/>
+              <w:widowControl w:val="0"/>
+              <w:pBdr>
+                <w:top w:space="0" w:sz="0" w:val="nil"/>
+                <w:left w:space="0" w:sz="0" w:val="nil"/>
+                <w:bottom w:space="0" w:sz="0" w:val="nil"/>
+                <w:right w:space="0" w:sz="0" w:val="nil"/>
+                <w:between w:space="0" w:sz="0" w:val="nil"/>
+              </w:pBdr>
+              <w:shd w:fill="auto" w:val="clear"/>
+              <w:spacing w:after="120" w:before="0" w:line="240" w:lineRule="auto"/>
+              <w:ind w:left="0" w:right="0" w:firstLine="0"/>
+              <w:jc w:val="center"/>
+              <w:rPr>
+                <w:sz w:val="20"/>
+                <w:szCs w:val="20"/>
+              </w:rPr>
+            </w:pPr>
+            <w:r>
+              <w:rPr>
+                <w:sz w:val="20"/>
+                <w:szCs w:val="20"/>
+                <w:rtl w:val="0"/>
+              </w:rPr>
+              <w:t xml:space="preserve">Md Abu Taher</w:t>
+            </w:r>
+          </w:p>
+        </w:tc>
+      </w:tr>
     </w:tbl>
     <w:p>
       <w:pPr>
@@ -1685,7 +1858,7 @@
       <w:tblPr>
         <w:tblStyle w:val="Table2"/>
         <w:tblpPr w:leftFromText="180" w:rightFromText="180" w:topFromText="0" w:bottomFromText="0" w:vertAnchor="text" w:horzAnchor="text" w:tblpX="921.4999999999992" w:tblpY="149"/>
-        <w:tblW w:w="7710.0" w:type="dxa"/>
+        <w:tblW w:w="9071.511811023622" w:type="dxa"/>
         <w:jc w:val="left"/>
         <w:tblBorders>
           <w:top w:color="000000" w:space="0" w:sz="4" w:val="single"/>
@@ -1699,12 +1872,14 @@
         <w:tblLook w:val="0000"/>
       </w:tblPr>
       <w:tblGrid>
-        <w:gridCol w:w="5955"/>
-        <w:gridCol w:w="1755"/>
+        <w:gridCol w:w="5707.432946079839"/>
+        <w:gridCol w:w="1682.0394324718918"/>
+        <w:gridCol w:w="1682.0394324718918"/>
         <w:tblGridChange w:id="0">
           <w:tblGrid>
-            <w:gridCol w:w="5955"/>
-            <w:gridCol w:w="1755"/>
+            <w:gridCol w:w="5707.432946079839"/>
+            <w:gridCol w:w="1682.0394324718918"/>
+            <w:gridCol w:w="1682.0394324718918"/>
           </w:tblGrid>
         </w:tblGridChange>
       </w:tblGrid>
@@ -1827,6 +2002,61 @@
                 <w:rtl w:val="0"/>
               </w:rPr>
               <w:t xml:space="preserve">Priority</w:t>
+            </w:r>
+          </w:p>
+        </w:tc>
+        <w:tc>
+          <w:tcPr>
+            <w:shd w:fill="f3f3f3" w:val="clear"/>
+          </w:tcPr>
+          <w:p>
+            <w:pPr>
+              <w:keepNext w:val="0"/>
+              <w:keepLines w:val="1"/>
+              <w:pageBreakBefore w:val="0"/>
+              <w:widowControl w:val="0"/>
+              <w:pBdr>
+                <w:top w:space="0" w:sz="0" w:val="nil"/>
+                <w:left w:space="0" w:sz="0" w:val="nil"/>
+                <w:bottom w:space="0" w:sz="0" w:val="nil"/>
+                <w:right w:space="0" w:sz="0" w:val="nil"/>
+                <w:between w:space="0" w:sz="0" w:val="nil"/>
+              </w:pBdr>
+              <w:shd w:fill="auto" w:val="clear"/>
+              <w:spacing w:after="0" w:before="0" w:line="240" w:lineRule="auto"/>
+              <w:ind w:left="0" w:right="0" w:firstLine="0"/>
+              <w:jc w:val="center"/>
+              <w:rPr>
+                <w:rFonts w:ascii="Arial" w:cs="Arial" w:eastAsia="Arial" w:hAnsi="Arial"/>
+                <w:b w:val="1"/>
+                <w:bCs w:val="1"/>
+                <w:i w:val="0"/>
+                <w:iCs w:val="0"/>
+                <w:smallCaps w:val="0"/>
+                <w:strike w:val="0"/>
+                <w:color w:val="000000"/>
+                <w:sz w:val="20"/>
+                <w:szCs w:val="20"/>
+                <w:u w:val="none"/>
+                <w:shd w:fill="auto" w:val="clear"/>
+                <w:vertAlign w:val="baseline"/>
+              </w:rPr>
+            </w:pPr>
+            <w:r>
+              <w:rPr>
+                <w:rFonts w:ascii="Arial" w:cs="Arial" w:eastAsia="Arial" w:hAnsi="Arial"/>
+                <w:b w:val="1"/>
+                <w:bCs w:val="1"/>
+                <w:sz w:val="20"/>
+                <w:szCs w:val="20"/>
+                <w:rtl w:val="0"/>
+              </w:rPr>
+              <w:t xml:space="preserve">Progress</w:t>
+            </w:r>
+            <w:r>
+              <w:rPr>
+                <w:rtl w:val="0"/>
+              </w:rPr>
             </w:r>
           </w:p>
         </w:tc>
@@ -1953,71 +2183,6 @@
             </w:r>
           </w:p>
         </w:tc>
-      </w:tr>
-      <w:tr>
-        <w:trPr>
-          <w:cantSplit w:val="1"/>
-          <w:trHeight w:val="409" w:hRule="atLeast"/>
-          <w:tblHeader w:val="0"/>
-        </w:trPr>
-        <w:tc>
-          <w:tcPr>
-            <w:vAlign w:val="center"/>
-          </w:tcPr>
-          <w:p>
-            <w:pPr>
-              <w:keepNext w:val="0"/>
-              <w:keepLines w:val="1"/>
-              <w:pageBreakBefore w:val="0"/>
-              <w:widowControl w:val="0"/>
-              <w:pBdr>
-                <w:top w:space="0" w:sz="0" w:val="nil"/>
-                <w:left w:space="0" w:sz="0" w:val="nil"/>
-                <w:bottom w:space="0" w:sz="0" w:val="nil"/>
-                <w:right w:space="0" w:sz="0" w:val="nil"/>
-                <w:between w:space="0" w:sz="0" w:val="nil"/>
-              </w:pBdr>
-              <w:shd w:fill="auto" w:val="clear"/>
-              <w:spacing w:after="0" w:before="0" w:line="240" w:lineRule="auto"/>
-              <w:ind w:left="0" w:right="0" w:firstLine="0"/>
-              <w:jc w:val="left"/>
-              <w:rPr>
-                <w:rFonts w:ascii="Arial" w:cs="Arial" w:eastAsia="Arial" w:hAnsi="Arial"/>
-                <w:b w:val="0"/>
-                <w:bCs w:val="0"/>
-                <w:i w:val="0"/>
-                <w:iCs w:val="0"/>
-                <w:smallCaps w:val="0"/>
-                <w:strike w:val="0"/>
-                <w:color w:val="000000"/>
-                <w:sz w:val="20"/>
-                <w:szCs w:val="20"/>
-                <w:u w:val="none"/>
-                <w:shd w:fill="auto" w:val="clear"/>
-                <w:vertAlign w:val="baseline"/>
-              </w:rPr>
-            </w:pPr>
-            <w:r>
-              <w:rPr>
-                <w:rFonts w:ascii="Arial" w:cs="Arial" w:eastAsia="Arial" w:hAnsi="Arial"/>
-                <w:b w:val="0"/>
-                <w:bCs w:val="0"/>
-                <w:i w:val="0"/>
-                <w:iCs w:val="0"/>
-                <w:smallCaps w:val="0"/>
-                <w:strike w:val="0"/>
-                <w:color w:val="000000"/>
-                <w:sz w:val="20"/>
-                <w:szCs w:val="20"/>
-                <w:u w:val="none"/>
-                <w:shd w:fill="auto" w:val="clear"/>
-                <w:vertAlign w:val="baseline"/>
-                <w:rtl w:val="0"/>
-              </w:rPr>
-              <w:t xml:space="preserve">R2. Scalability and Performance Limitations</w:t>
-            </w:r>
-          </w:p>
-        </w:tc>
         <w:tc>
           <w:tcPr>
             <w:vAlign w:val="center"/>
@@ -2057,22 +2222,8 @@
             </w:pPr>
             <w:r>
               <w:rPr>
-                <w:rFonts w:ascii="Arial" w:cs="Arial" w:eastAsia="Arial" w:hAnsi="Arial"/>
-                <w:b w:val="0"/>
-                <w:bCs w:val="0"/>
-                <w:i w:val="0"/>
-                <w:iCs w:val="0"/>
-                <w:smallCaps w:val="0"/>
-                <w:strike w:val="0"/>
-                <w:color w:val="000000"/>
-                <w:sz w:val="20"/>
-                <w:szCs w:val="20"/>
-                <w:u w:val="none"/>
-                <w:shd w:fill="auto" w:val="clear"/>
-                <w:vertAlign w:val="baseline"/>
                 <w:rtl w:val="0"/>
               </w:rPr>
-              <w:t xml:space="preserve">Medium-High</w:t>
             </w:r>
           </w:p>
         </w:tc>
@@ -2137,7 +2288,7 @@
                 <w:vertAlign w:val="baseline"/>
                 <w:rtl w:val="0"/>
               </w:rPr>
-              <w:t xml:space="preserve">R3. Incomplete or Over-Ambitious Innovation Scope</w:t>
+              <w:t xml:space="preserve">R2. Scalability and Performance Limitations</w:t>
             </w:r>
           </w:p>
         </w:tc>
@@ -2195,7 +2346,51 @@
                 <w:vertAlign w:val="baseline"/>
                 <w:rtl w:val="0"/>
               </w:rPr>
-              <w:t xml:space="preserve">High</w:t>
+              <w:t xml:space="preserve">Medium-High</w:t>
+            </w:r>
+          </w:p>
+        </w:tc>
+        <w:tc>
+          <w:tcPr>
+            <w:vAlign w:val="center"/>
+          </w:tcPr>
+          <w:p>
+            <w:pPr>
+              <w:keepNext w:val="0"/>
+              <w:keepLines w:val="1"/>
+              <w:pageBreakBefore w:val="0"/>
+              <w:widowControl w:val="0"/>
+              <w:pBdr>
+                <w:top w:space="0" w:sz="0" w:val="nil"/>
+                <w:left w:space="0" w:sz="0" w:val="nil"/>
+                <w:bottom w:space="0" w:sz="0" w:val="nil"/>
+                <w:right w:space="0" w:sz="0" w:val="nil"/>
+                <w:between w:space="0" w:sz="0" w:val="nil"/>
+              </w:pBdr>
+              <w:shd w:fill="auto" w:val="clear"/>
+              <w:spacing w:after="0" w:before="0" w:line="240" w:lineRule="auto"/>
+              <w:ind w:left="0" w:right="0" w:firstLine="0"/>
+              <w:jc w:val="center"/>
+              <w:rPr>
+                <w:rFonts w:ascii="Arial" w:cs="Arial" w:eastAsia="Arial" w:hAnsi="Arial"/>
+                <w:b w:val="0"/>
+                <w:bCs w:val="0"/>
+                <w:i w:val="0"/>
+                <w:iCs w:val="0"/>
+                <w:smallCaps w:val="0"/>
+                <w:strike w:val="0"/>
+                <w:color w:val="000000"/>
+                <w:sz w:val="20"/>
+                <w:szCs w:val="20"/>
+                <w:u w:val="none"/>
+                <w:shd w:fill="auto" w:val="clear"/>
+                <w:vertAlign w:val="baseline"/>
+              </w:rPr>
+            </w:pPr>
+            <w:r>
+              <w:rPr>
+                <w:rtl w:val="0"/>
+              </w:rPr>
             </w:r>
           </w:p>
         </w:tc>
@@ -2260,7 +2455,7 @@
                 <w:vertAlign w:val="baseline"/>
                 <w:rtl w:val="0"/>
               </w:rPr>
-              <w:t xml:space="preserve">R4. Unclear Requirements or Changing Requirements</w:t>
+              <w:t xml:space="preserve">R3. Incomplete or Over-Ambitious Innovation Scope</w:t>
             </w:r>
           </w:p>
         </w:tc>
@@ -2318,7 +2513,51 @@
                 <w:vertAlign w:val="baseline"/>
                 <w:rtl w:val="0"/>
               </w:rPr>
-              <w:t xml:space="preserve">Medium</w:t>
+              <w:t xml:space="preserve">High</w:t>
+            </w:r>
+          </w:p>
+        </w:tc>
+        <w:tc>
+          <w:tcPr>
+            <w:vAlign w:val="center"/>
+          </w:tcPr>
+          <w:p>
+            <w:pPr>
+              <w:keepNext w:val="0"/>
+              <w:keepLines w:val="1"/>
+              <w:pageBreakBefore w:val="0"/>
+              <w:widowControl w:val="0"/>
+              <w:pBdr>
+                <w:top w:space="0" w:sz="0" w:val="nil"/>
+                <w:left w:space="0" w:sz="0" w:val="nil"/>
+                <w:bottom w:space="0" w:sz="0" w:val="nil"/>
+                <w:right w:space="0" w:sz="0" w:val="nil"/>
+                <w:between w:space="0" w:sz="0" w:val="nil"/>
+              </w:pBdr>
+              <w:shd w:fill="auto" w:val="clear"/>
+              <w:spacing w:after="0" w:before="0" w:line="240" w:lineRule="auto"/>
+              <w:ind w:left="0" w:right="0" w:firstLine="0"/>
+              <w:jc w:val="center"/>
+              <w:rPr>
+                <w:rFonts w:ascii="Arial" w:cs="Arial" w:eastAsia="Arial" w:hAnsi="Arial"/>
+                <w:b w:val="0"/>
+                <w:bCs w:val="0"/>
+                <w:i w:val="0"/>
+                <w:iCs w:val="0"/>
+                <w:smallCaps w:val="0"/>
+                <w:strike w:val="0"/>
+                <w:color w:val="000000"/>
+                <w:sz w:val="20"/>
+                <w:szCs w:val="20"/>
+                <w:u w:val="none"/>
+                <w:shd w:fill="auto" w:val="clear"/>
+                <w:vertAlign w:val="baseline"/>
+              </w:rPr>
+            </w:pPr>
+            <w:r>
+              <w:rPr>
+                <w:rtl w:val="0"/>
+              </w:rPr>
             </w:r>
           </w:p>
         </w:tc>
@@ -2383,7 +2622,7 @@
                 <w:vertAlign w:val="baseline"/>
                 <w:rtl w:val="0"/>
               </w:rPr>
-              <w:t xml:space="preserve">R5. Unauthorized Access or Security Vulnerabilities</w:t>
+              <w:t xml:space="preserve">R4. Unclear Requirements or Changing Requirements</w:t>
             </w:r>
           </w:p>
         </w:tc>
@@ -2441,7 +2680,51 @@
                 <w:vertAlign w:val="baseline"/>
                 <w:rtl w:val="0"/>
               </w:rPr>
-              <w:t xml:space="preserve">High</w:t>
+              <w:t xml:space="preserve">Medium</w:t>
+            </w:r>
+          </w:p>
+        </w:tc>
+        <w:tc>
+          <w:tcPr>
+            <w:vAlign w:val="center"/>
+          </w:tcPr>
+          <w:p>
+            <w:pPr>
+              <w:keepNext w:val="0"/>
+              <w:keepLines w:val="1"/>
+              <w:pageBreakBefore w:val="0"/>
+              <w:widowControl w:val="0"/>
+              <w:pBdr>
+                <w:top w:space="0" w:sz="0" w:val="nil"/>
+                <w:left w:space="0" w:sz="0" w:val="nil"/>
+                <w:bottom w:space="0" w:sz="0" w:val="nil"/>
+                <w:right w:space="0" w:sz="0" w:val="nil"/>
+                <w:between w:space="0" w:sz="0" w:val="nil"/>
+              </w:pBdr>
+              <w:shd w:fill="auto" w:val="clear"/>
+              <w:spacing w:after="0" w:before="0" w:line="240" w:lineRule="auto"/>
+              <w:ind w:left="0" w:right="0" w:firstLine="0"/>
+              <w:jc w:val="center"/>
+              <w:rPr>
+                <w:rFonts w:ascii="Arial" w:cs="Arial" w:eastAsia="Arial" w:hAnsi="Arial"/>
+                <w:b w:val="0"/>
+                <w:bCs w:val="0"/>
+                <w:i w:val="0"/>
+                <w:iCs w:val="0"/>
+                <w:smallCaps w:val="0"/>
+                <w:strike w:val="0"/>
+                <w:color w:val="000000"/>
+                <w:sz w:val="20"/>
+                <w:szCs w:val="20"/>
+                <w:u w:val="none"/>
+                <w:shd w:fill="auto" w:val="clear"/>
+                <w:vertAlign w:val="baseline"/>
+              </w:rPr>
+            </w:pPr>
+            <w:r>
+              <w:rPr>
+                <w:rtl w:val="0"/>
+              </w:rPr>
             </w:r>
           </w:p>
         </w:tc>
@@ -2506,7 +2789,7 @@
                 <w:vertAlign w:val="baseline"/>
                 <w:rtl w:val="0"/>
               </w:rPr>
-              <w:t xml:space="preserve">R6. Data Privacy Concerns</w:t>
+              <w:t xml:space="preserve">R5. Unauthorized Access or Security Vulnerabilities</w:t>
             </w:r>
           </w:p>
         </w:tc>
@@ -2564,7 +2847,51 @@
                 <w:vertAlign w:val="baseline"/>
                 <w:rtl w:val="0"/>
               </w:rPr>
-              <w:t xml:space="preserve">Medium-High</w:t>
+              <w:t xml:space="preserve">High</w:t>
+            </w:r>
+          </w:p>
+        </w:tc>
+        <w:tc>
+          <w:tcPr>
+            <w:vAlign w:val="center"/>
+          </w:tcPr>
+          <w:p>
+            <w:pPr>
+              <w:keepNext w:val="0"/>
+              <w:keepLines w:val="1"/>
+              <w:pageBreakBefore w:val="0"/>
+              <w:widowControl w:val="0"/>
+              <w:pBdr>
+                <w:top w:space="0" w:sz="0" w:val="nil"/>
+                <w:left w:space="0" w:sz="0" w:val="nil"/>
+                <w:bottom w:space="0" w:sz="0" w:val="nil"/>
+                <w:right w:space="0" w:sz="0" w:val="nil"/>
+                <w:between w:space="0" w:sz="0" w:val="nil"/>
+              </w:pBdr>
+              <w:shd w:fill="auto" w:val="clear"/>
+              <w:spacing w:after="0" w:before="0" w:line="240" w:lineRule="auto"/>
+              <w:ind w:left="0" w:right="0" w:firstLine="0"/>
+              <w:jc w:val="center"/>
+              <w:rPr>
+                <w:rFonts w:ascii="Arial" w:cs="Arial" w:eastAsia="Arial" w:hAnsi="Arial"/>
+                <w:b w:val="0"/>
+                <w:bCs w:val="0"/>
+                <w:i w:val="0"/>
+                <w:iCs w:val="0"/>
+                <w:smallCaps w:val="0"/>
+                <w:strike w:val="0"/>
+                <w:color w:val="000000"/>
+                <w:sz w:val="20"/>
+                <w:szCs w:val="20"/>
+                <w:u w:val="none"/>
+                <w:shd w:fill="auto" w:val="clear"/>
+                <w:vertAlign w:val="baseline"/>
+              </w:rPr>
+            </w:pPr>
+            <w:r>
+              <w:rPr>
+                <w:rtl w:val="0"/>
+              </w:rPr>
             </w:r>
           </w:p>
         </w:tc>
@@ -2629,6 +2956,173 @@
                 <w:vertAlign w:val="baseline"/>
                 <w:rtl w:val="0"/>
               </w:rPr>
+              <w:t xml:space="preserve">R6. Data Privacy Concerns</w:t>
+            </w:r>
+          </w:p>
+        </w:tc>
+        <w:tc>
+          <w:tcPr>
+            <w:vAlign w:val="center"/>
+          </w:tcPr>
+          <w:p>
+            <w:pPr>
+              <w:keepNext w:val="0"/>
+              <w:keepLines w:val="1"/>
+              <w:pageBreakBefore w:val="0"/>
+              <w:widowControl w:val="0"/>
+              <w:pBdr>
+                <w:top w:space="0" w:sz="0" w:val="nil"/>
+                <w:left w:space="0" w:sz="0" w:val="nil"/>
+                <w:bottom w:space="0" w:sz="0" w:val="nil"/>
+                <w:right w:space="0" w:sz="0" w:val="nil"/>
+                <w:between w:space="0" w:sz="0" w:val="nil"/>
+              </w:pBdr>
+              <w:shd w:fill="auto" w:val="clear"/>
+              <w:spacing w:after="0" w:before="0" w:line="240" w:lineRule="auto"/>
+              <w:ind w:left="0" w:right="0" w:firstLine="0"/>
+              <w:jc w:val="center"/>
+              <w:rPr>
+                <w:rFonts w:ascii="Arial" w:cs="Arial" w:eastAsia="Arial" w:hAnsi="Arial"/>
+                <w:b w:val="0"/>
+                <w:bCs w:val="0"/>
+                <w:i w:val="0"/>
+                <w:iCs w:val="0"/>
+                <w:smallCaps w:val="0"/>
+                <w:strike w:val="0"/>
+                <w:color w:val="000000"/>
+                <w:sz w:val="20"/>
+                <w:szCs w:val="20"/>
+                <w:u w:val="none"/>
+                <w:shd w:fill="auto" w:val="clear"/>
+                <w:vertAlign w:val="baseline"/>
+              </w:rPr>
+            </w:pPr>
+            <w:r>
+              <w:rPr>
+                <w:rFonts w:ascii="Arial" w:cs="Arial" w:eastAsia="Arial" w:hAnsi="Arial"/>
+                <w:b w:val="0"/>
+                <w:bCs w:val="0"/>
+                <w:i w:val="0"/>
+                <w:iCs w:val="0"/>
+                <w:smallCaps w:val="0"/>
+                <w:strike w:val="0"/>
+                <w:color w:val="000000"/>
+                <w:sz w:val="20"/>
+                <w:szCs w:val="20"/>
+                <w:u w:val="none"/>
+                <w:shd w:fill="auto" w:val="clear"/>
+                <w:vertAlign w:val="baseline"/>
+                <w:rtl w:val="0"/>
+              </w:rPr>
+              <w:t xml:space="preserve">Medium-High</w:t>
+            </w:r>
+          </w:p>
+        </w:tc>
+        <w:tc>
+          <w:tcPr>
+            <w:vAlign w:val="center"/>
+          </w:tcPr>
+          <w:p>
+            <w:pPr>
+              <w:keepNext w:val="0"/>
+              <w:keepLines w:val="1"/>
+              <w:pageBreakBefore w:val="0"/>
+              <w:widowControl w:val="0"/>
+              <w:pBdr>
+                <w:top w:space="0" w:sz="0" w:val="nil"/>
+                <w:left w:space="0" w:sz="0" w:val="nil"/>
+                <w:bottom w:space="0" w:sz="0" w:val="nil"/>
+                <w:right w:space="0" w:sz="0" w:val="nil"/>
+                <w:between w:space="0" w:sz="0" w:val="nil"/>
+              </w:pBdr>
+              <w:shd w:fill="auto" w:val="clear"/>
+              <w:spacing w:after="0" w:before="0" w:line="240" w:lineRule="auto"/>
+              <w:ind w:left="0" w:right="0" w:firstLine="0"/>
+              <w:jc w:val="center"/>
+              <w:rPr>
+                <w:rFonts w:ascii="Arial" w:cs="Arial" w:eastAsia="Arial" w:hAnsi="Arial"/>
+                <w:b w:val="0"/>
+                <w:bCs w:val="0"/>
+                <w:i w:val="0"/>
+                <w:iCs w:val="0"/>
+                <w:smallCaps w:val="0"/>
+                <w:strike w:val="0"/>
+                <w:color w:val="000000"/>
+                <w:sz w:val="20"/>
+                <w:szCs w:val="20"/>
+                <w:u w:val="none"/>
+                <w:shd w:fill="auto" w:val="clear"/>
+                <w:vertAlign w:val="baseline"/>
+              </w:rPr>
+            </w:pPr>
+            <w:r>
+              <w:rPr>
+                <w:rtl w:val="0"/>
+              </w:rPr>
+            </w:r>
+          </w:p>
+        </w:tc>
+      </w:tr>
+      <w:tr>
+        <w:trPr>
+          <w:cantSplit w:val="1"/>
+          <w:trHeight w:val="409" w:hRule="atLeast"/>
+          <w:tblHeader w:val="0"/>
+        </w:trPr>
+        <w:tc>
+          <w:tcPr>
+            <w:vAlign w:val="center"/>
+          </w:tcPr>
+          <w:p>
+            <w:pPr>
+              <w:keepNext w:val="0"/>
+              <w:keepLines w:val="1"/>
+              <w:pageBreakBefore w:val="0"/>
+              <w:widowControl w:val="0"/>
+              <w:pBdr>
+                <w:top w:space="0" w:sz="0" w:val="nil"/>
+                <w:left w:space="0" w:sz="0" w:val="nil"/>
+                <w:bottom w:space="0" w:sz="0" w:val="nil"/>
+                <w:right w:space="0" w:sz="0" w:val="nil"/>
+                <w:between w:space="0" w:sz="0" w:val="nil"/>
+              </w:pBdr>
+              <w:shd w:fill="auto" w:val="clear"/>
+              <w:spacing w:after="0" w:before="0" w:line="240" w:lineRule="auto"/>
+              <w:ind w:left="0" w:right="0" w:firstLine="0"/>
+              <w:jc w:val="left"/>
+              <w:rPr>
+                <w:rFonts w:ascii="Arial" w:cs="Arial" w:eastAsia="Arial" w:hAnsi="Arial"/>
+                <w:b w:val="0"/>
+                <w:bCs w:val="0"/>
+                <w:i w:val="0"/>
+                <w:iCs w:val="0"/>
+                <w:smallCaps w:val="0"/>
+                <w:strike w:val="0"/>
+                <w:color w:val="000000"/>
+                <w:sz w:val="20"/>
+                <w:szCs w:val="20"/>
+                <w:u w:val="none"/>
+                <w:shd w:fill="auto" w:val="clear"/>
+                <w:vertAlign w:val="baseline"/>
+              </w:rPr>
+            </w:pPr>
+            <w:r>
+              <w:rPr>
+                <w:rFonts w:ascii="Arial" w:cs="Arial" w:eastAsia="Arial" w:hAnsi="Arial"/>
+                <w:b w:val="0"/>
+                <w:bCs w:val="0"/>
+                <w:i w:val="0"/>
+                <w:iCs w:val="0"/>
+                <w:smallCaps w:val="0"/>
+                <w:strike w:val="0"/>
+                <w:color w:val="000000"/>
+                <w:sz w:val="20"/>
+                <w:szCs w:val="20"/>
+                <w:u w:val="none"/>
+                <w:shd w:fill="auto" w:val="clear"/>
+                <w:vertAlign w:val="baseline"/>
+                <w:rtl w:val="0"/>
+              </w:rPr>
               <w:t xml:space="preserve">R7. Uneven Work Distribution</w:t>
             </w:r>
           </w:p>
@@ -2688,6 +3182,50 @@
                 <w:rtl w:val="0"/>
               </w:rPr>
               <w:t xml:space="preserve">Medium</w:t>
+            </w:r>
+          </w:p>
+        </w:tc>
+        <w:tc>
+          <w:tcPr>
+            <w:vAlign w:val="center"/>
+          </w:tcPr>
+          <w:p>
+            <w:pPr>
+              <w:keepNext w:val="0"/>
+              <w:keepLines w:val="1"/>
+              <w:pageBreakBefore w:val="0"/>
+              <w:widowControl w:val="0"/>
+              <w:pBdr>
+                <w:top w:space="0" w:sz="0" w:val="nil"/>
+                <w:left w:space="0" w:sz="0" w:val="nil"/>
+                <w:bottom w:space="0" w:sz="0" w:val="nil"/>
+                <w:right w:space="0" w:sz="0" w:val="nil"/>
+                <w:between w:space="0" w:sz="0" w:val="nil"/>
+              </w:pBdr>
+              <w:shd w:fill="auto" w:val="clear"/>
+              <w:spacing w:after="0" w:before="0" w:line="240" w:lineRule="auto"/>
+              <w:ind w:left="0" w:right="0" w:firstLine="0"/>
+              <w:jc w:val="center"/>
+              <w:rPr>
+                <w:rFonts w:ascii="Arial" w:cs="Arial" w:eastAsia="Arial" w:hAnsi="Arial"/>
+                <w:b w:val="0"/>
+                <w:bCs w:val="0"/>
+                <w:i w:val="0"/>
+                <w:iCs w:val="0"/>
+                <w:smallCaps w:val="0"/>
+                <w:strike w:val="0"/>
+                <w:color w:val="000000"/>
+                <w:sz w:val="20"/>
+                <w:szCs w:val="20"/>
+                <w:u w:val="none"/>
+                <w:shd w:fill="auto" w:val="clear"/>
+                <w:vertAlign w:val="baseline"/>
+              </w:rPr>
+            </w:pPr>
+            <w:r>
+              <w:rPr>
+                <w:rtl w:val="0"/>
+              </w:rPr>
             </w:r>
           </w:p>
         </w:tc>
@@ -2811,6 +3349,50 @@
                 <w:rtl w:val="0"/>
               </w:rPr>
               <w:t xml:space="preserve">Critical</w:t>
+            </w:r>
+          </w:p>
+        </w:tc>
+        <w:tc>
+          <w:tcPr>
+            <w:vAlign w:val="center"/>
+          </w:tcPr>
+          <w:p>
+            <w:pPr>
+              <w:keepNext w:val="0"/>
+              <w:keepLines w:val="1"/>
+              <w:pageBreakBefore w:val="0"/>
+              <w:widowControl w:val="0"/>
+              <w:pBdr>
+                <w:top w:space="0" w:sz="0" w:val="nil"/>
+                <w:left w:space="0" w:sz="0" w:val="nil"/>
+                <w:bottom w:space="0" w:sz="0" w:val="nil"/>
+                <w:right w:space="0" w:sz="0" w:val="nil"/>
+                <w:between w:space="0" w:sz="0" w:val="nil"/>
+              </w:pBdr>
+              <w:shd w:fill="auto" w:val="clear"/>
+              <w:spacing w:after="0" w:before="0" w:line="240" w:lineRule="auto"/>
+              <w:ind w:left="0" w:right="0" w:firstLine="0"/>
+              <w:jc w:val="center"/>
+              <w:rPr>
+                <w:rFonts w:ascii="Arial" w:cs="Arial" w:eastAsia="Arial" w:hAnsi="Arial"/>
+                <w:b w:val="0"/>
+                <w:bCs w:val="0"/>
+                <w:i w:val="0"/>
+                <w:iCs w:val="0"/>
+                <w:smallCaps w:val="0"/>
+                <w:strike w:val="0"/>
+                <w:color w:val="000000"/>
+                <w:sz w:val="20"/>
+                <w:szCs w:val="20"/>
+                <w:u w:val="none"/>
+                <w:shd w:fill="auto" w:val="clear"/>
+                <w:vertAlign w:val="baseline"/>
+              </w:rPr>
+            </w:pPr>
+            <w:r>
+              <w:rPr>
+                <w:rtl w:val="0"/>
+              </w:rPr>
             </w:r>
           </w:p>
         </w:tc>
@@ -2943,69 +3525,6 @@
             </w:r>
           </w:p>
         </w:tc>
-      </w:tr>
-      <w:tr>
-        <w:trPr>
-          <w:cantSplit w:val="1"/>
-          <w:trHeight w:val="486" w:hRule="atLeast"/>
-          <w:tblHeader w:val="0"/>
-        </w:trPr>
-        <w:tc>
-          <w:tcPr>
-            <w:tcBorders>
-              <w:bottom w:color="000000" w:space="0" w:sz="4" w:val="single"/>
-            </w:tcBorders>
-            <w:vAlign w:val="center"/>
-          </w:tcPr>
-          <w:p>
-            <w:pPr>
-              <w:keepNext w:val="0"/>
-              <w:keepLines w:val="1"/>
-              <w:pageBreakBefore w:val="0"/>
-              <w:widowControl w:val="0"/>
-              <w:pBdr>
-                <w:top w:space="0" w:sz="0" w:val="nil"/>
-                <w:left w:space="0" w:sz="0" w:val="nil"/>
-                <w:bottom w:space="0" w:sz="0" w:val="nil"/>
-                <w:right w:space="0" w:sz="0" w:val="nil"/>
-                <w:between w:space="0" w:sz="0" w:val="nil"/>
-              </w:pBdr>
-              <w:shd w:fill="auto" w:val="clear"/>
-              <w:spacing w:after="0" w:before="0" w:line="240" w:lineRule="auto"/>
-              <w:ind w:left="0" w:right="0" w:firstLine="0"/>
-              <w:jc w:val="left"/>
-              <w:rPr>
-                <w:rFonts w:ascii="Arial" w:cs="Arial" w:eastAsia="Arial" w:hAnsi="Arial"/>
-                <w:b w:val="0"/>
-                <w:bCs w:val="0"/>
-                <w:i w:val="0"/>
-                <w:iCs w:val="0"/>
-                <w:smallCaps w:val="0"/>
-                <w:strike w:val="0"/>
-                <w:color w:val="000000"/>
-                <w:sz w:val="20"/>
-                <w:szCs w:val="20"/>
-                <w:u w:val="none"/>
-                <w:shd w:fill="auto" w:val="clear"/>
-                <w:vertAlign w:val="baseline"/>
-              </w:rPr>
-            </w:pPr>
-            <w:r>
-              <w:rPr>
-                <w:rFonts w:ascii="Arial" w:cs="Arial" w:eastAsia="Arial" w:hAnsi="Arial"/>
-                <w:sz w:val="20"/>
-                <w:szCs w:val="20"/>
-                <w:rtl w:val="0"/>
-              </w:rPr>
-              <w:t xml:space="preserve">R10. AI misinterpretation of User commands</w:t>
-            </w:r>
-            <w:r>
-              <w:rPr>
-                <w:rtl w:val="0"/>
-              </w:rPr>
-            </w:r>
-          </w:p>
-        </w:tc>
         <w:tc>
           <w:tcPr>
             <w:tcBorders>
@@ -3046,15 +3565,6 @@
                 <w:vertAlign w:val="baseline"/>
               </w:rPr>
             </w:pPr>
-            <w:r>
-              <w:rPr>
-                <w:rFonts w:ascii="Arial" w:cs="Arial" w:eastAsia="Arial" w:hAnsi="Arial"/>
-                <w:sz w:val="20"/>
-                <w:szCs w:val="20"/>
-                <w:rtl w:val="0"/>
-              </w:rPr>
-              <w:t xml:space="preserve">High</w:t>
-            </w:r>
             <w:r>
               <w:rPr>
                 <w:rtl w:val="0"/>
@@ -3095,8 +3605,18 @@
               <w:jc w:val="left"/>
               <w:rPr>
                 <w:rFonts w:ascii="Arial" w:cs="Arial" w:eastAsia="Arial" w:hAnsi="Arial"/>
-                <w:sz w:val="20"/>
-                <w:szCs w:val="20"/>
+                <w:b w:val="0"/>
+                <w:bCs w:val="0"/>
+                <w:i w:val="0"/>
+                <w:iCs w:val="0"/>
+                <w:smallCaps w:val="0"/>
+                <w:strike w:val="0"/>
+                <w:color w:val="000000"/>
+                <w:sz w:val="20"/>
+                <w:szCs w:val="20"/>
+                <w:u w:val="none"/>
+                <w:shd w:fill="auto" w:val="clear"/>
+                <w:vertAlign w:val="baseline"/>
               </w:rPr>
             </w:pPr>
             <w:r>
@@ -3106,7 +3626,12 @@
                 <w:szCs w:val="20"/>
                 <w:rtl w:val="0"/>
               </w:rPr>
-              <w:t xml:space="preserve">R11. Delay in AI Response Time</w:t>
+              <w:t xml:space="preserve">R10. AI misinterpretation of User commands</w:t>
+            </w:r>
+            <w:r>
+              <w:rPr>
+                <w:rtl w:val="0"/>
+              </w:rPr>
             </w:r>
           </w:p>
         </w:tc>
@@ -3136,8 +3661,18 @@
               <w:jc w:val="center"/>
               <w:rPr>
                 <w:rFonts w:ascii="Arial" w:cs="Arial" w:eastAsia="Arial" w:hAnsi="Arial"/>
-                <w:sz w:val="20"/>
-                <w:szCs w:val="20"/>
+                <w:b w:val="0"/>
+                <w:bCs w:val="0"/>
+                <w:i w:val="0"/>
+                <w:iCs w:val="0"/>
+                <w:smallCaps w:val="0"/>
+                <w:strike w:val="0"/>
+                <w:color w:val="000000"/>
+                <w:sz w:val="20"/>
+                <w:szCs w:val="20"/>
+                <w:u w:val="none"/>
+                <w:shd w:fill="auto" w:val="clear"/>
+                <w:vertAlign w:val="baseline"/>
               </w:rPr>
             </w:pPr>
             <w:r>
@@ -3147,7 +3682,53 @@
                 <w:szCs w:val="20"/>
                 <w:rtl w:val="0"/>
               </w:rPr>
-              <w:t xml:space="preserve">Medium- High</w:t>
+              <w:t xml:space="preserve">High</w:t>
+            </w:r>
+            <w:r>
+              <w:rPr>
+                <w:rtl w:val="0"/>
+              </w:rPr>
+            </w:r>
+          </w:p>
+        </w:tc>
+        <w:tc>
+          <w:tcPr>
+            <w:tcBorders>
+              <w:bottom w:color="000000" w:space="0" w:sz="4" w:val="single"/>
+            </w:tcBorders>
+            <w:vAlign w:val="center"/>
+          </w:tcPr>
+          <w:p>
+            <w:pPr>
+              <w:keepNext w:val="0"/>
+              <w:keepLines w:val="1"/>
+              <w:pageBreakBefore w:val="0"/>
+              <w:widowControl w:val="0"/>
+              <w:pBdr>
+                <w:top w:space="0" w:sz="0" w:val="nil"/>
+                <w:left w:space="0" w:sz="0" w:val="nil"/>
+                <w:bottom w:space="0" w:sz="0" w:val="nil"/>
+                <w:right w:space="0" w:sz="0" w:val="nil"/>
+                <w:between w:space="0" w:sz="0" w:val="nil"/>
+              </w:pBdr>
+              <w:shd w:fill="auto" w:val="clear"/>
+              <w:spacing w:after="0" w:before="0" w:line="240" w:lineRule="auto"/>
+              <w:ind w:left="0" w:right="0" w:firstLine="0"/>
+              <w:jc w:val="center"/>
+              <w:rPr>
+                <w:rFonts w:ascii="Arial" w:cs="Arial" w:eastAsia="Arial" w:hAnsi="Arial"/>
+                <w:sz w:val="20"/>
+                <w:szCs w:val="20"/>
+              </w:rPr>
+            </w:pPr>
+            <w:r>
+              <w:rPr>
+                <w:rFonts w:ascii="Arial" w:cs="Arial" w:eastAsia="Arial" w:hAnsi="Arial"/>
+                <w:sz w:val="20"/>
+                <w:szCs w:val="20"/>
+                <w:rtl w:val="0"/>
+              </w:rPr>
+              <w:t xml:space="preserve">Done</w:t>
             </w:r>
           </w:p>
         </w:tc>
@@ -3195,6 +3776,136 @@
                 <w:szCs w:val="20"/>
                 <w:rtl w:val="0"/>
               </w:rPr>
+              <w:t xml:space="preserve">R11. Delay in AI Response Time</w:t>
+            </w:r>
+          </w:p>
+        </w:tc>
+        <w:tc>
+          <w:tcPr>
+            <w:tcBorders>
+              <w:bottom w:color="000000" w:space="0" w:sz="4" w:val="single"/>
+            </w:tcBorders>
+            <w:vAlign w:val="center"/>
+          </w:tcPr>
+          <w:p>
+            <w:pPr>
+              <w:keepNext w:val="0"/>
+              <w:keepLines w:val="1"/>
+              <w:pageBreakBefore w:val="0"/>
+              <w:widowControl w:val="0"/>
+              <w:pBdr>
+                <w:top w:space="0" w:sz="0" w:val="nil"/>
+                <w:left w:space="0" w:sz="0" w:val="nil"/>
+                <w:bottom w:space="0" w:sz="0" w:val="nil"/>
+                <w:right w:space="0" w:sz="0" w:val="nil"/>
+                <w:between w:space="0" w:sz="0" w:val="nil"/>
+              </w:pBdr>
+              <w:shd w:fill="auto" w:val="clear"/>
+              <w:spacing w:after="0" w:before="0" w:line="240" w:lineRule="auto"/>
+              <w:ind w:left="0" w:right="0" w:firstLine="0"/>
+              <w:jc w:val="center"/>
+              <w:rPr>
+                <w:rFonts w:ascii="Arial" w:cs="Arial" w:eastAsia="Arial" w:hAnsi="Arial"/>
+                <w:sz w:val="20"/>
+                <w:szCs w:val="20"/>
+              </w:rPr>
+            </w:pPr>
+            <w:r>
+              <w:rPr>
+                <w:rFonts w:ascii="Arial" w:cs="Arial" w:eastAsia="Arial" w:hAnsi="Arial"/>
+                <w:sz w:val="20"/>
+                <w:szCs w:val="20"/>
+                <w:rtl w:val="0"/>
+              </w:rPr>
+              <w:t xml:space="preserve">Medium- High</w:t>
+            </w:r>
+          </w:p>
+        </w:tc>
+        <w:tc>
+          <w:tcPr>
+            <w:tcBorders>
+              <w:bottom w:color="000000" w:space="0" w:sz="4" w:val="single"/>
+            </w:tcBorders>
+            <w:vAlign w:val="center"/>
+          </w:tcPr>
+          <w:p>
+            <w:pPr>
+              <w:keepNext w:val="0"/>
+              <w:keepLines w:val="1"/>
+              <w:pageBreakBefore w:val="0"/>
+              <w:widowControl w:val="0"/>
+              <w:pBdr>
+                <w:top w:space="0" w:sz="0" w:val="nil"/>
+                <w:left w:space="0" w:sz="0" w:val="nil"/>
+                <w:bottom w:space="0" w:sz="0" w:val="nil"/>
+                <w:right w:space="0" w:sz="0" w:val="nil"/>
+                <w:between w:space="0" w:sz="0" w:val="nil"/>
+              </w:pBdr>
+              <w:shd w:fill="auto" w:val="clear"/>
+              <w:spacing w:after="0" w:before="0" w:line="240" w:lineRule="auto"/>
+              <w:ind w:left="0" w:right="0" w:firstLine="0"/>
+              <w:jc w:val="center"/>
+              <w:rPr>
+                <w:rFonts w:ascii="Arial" w:cs="Arial" w:eastAsia="Arial" w:hAnsi="Arial"/>
+                <w:sz w:val="20"/>
+                <w:szCs w:val="20"/>
+              </w:rPr>
+            </w:pPr>
+            <w:r>
+              <w:rPr>
+                <w:rFonts w:ascii="Arial" w:cs="Arial" w:eastAsia="Arial" w:hAnsi="Arial"/>
+                <w:sz w:val="20"/>
+                <w:szCs w:val="20"/>
+                <w:rtl w:val="0"/>
+              </w:rPr>
+              <w:t xml:space="preserve">In progress</w:t>
+            </w:r>
+          </w:p>
+        </w:tc>
+      </w:tr>
+      <w:tr>
+        <w:trPr>
+          <w:cantSplit w:val="1"/>
+          <w:trHeight w:val="486" w:hRule="atLeast"/>
+          <w:tblHeader w:val="0"/>
+        </w:trPr>
+        <w:tc>
+          <w:tcPr>
+            <w:tcBorders>
+              <w:bottom w:color="000000" w:space="0" w:sz="4" w:val="single"/>
+            </w:tcBorders>
+            <w:vAlign w:val="center"/>
+          </w:tcPr>
+          <w:p>
+            <w:pPr>
+              <w:keepNext w:val="0"/>
+              <w:keepLines w:val="1"/>
+              <w:pageBreakBefore w:val="0"/>
+              <w:widowControl w:val="0"/>
+              <w:pBdr>
+                <w:top w:space="0" w:sz="0" w:val="nil"/>
+                <w:left w:space="0" w:sz="0" w:val="nil"/>
+                <w:bottom w:space="0" w:sz="0" w:val="nil"/>
+                <w:right w:space="0" w:sz="0" w:val="nil"/>
+                <w:between w:space="0" w:sz="0" w:val="nil"/>
+              </w:pBdr>
+              <w:shd w:fill="auto" w:val="clear"/>
+              <w:spacing w:after="0" w:before="0" w:line="240" w:lineRule="auto"/>
+              <w:ind w:left="0" w:right="0" w:firstLine="0"/>
+              <w:jc w:val="left"/>
+              <w:rPr>
+                <w:rFonts w:ascii="Arial" w:cs="Arial" w:eastAsia="Arial" w:hAnsi="Arial"/>
+                <w:sz w:val="20"/>
+                <w:szCs w:val="20"/>
+              </w:rPr>
+            </w:pPr>
+            <w:r>
+              <w:rPr>
+                <w:rFonts w:ascii="Arial" w:cs="Arial" w:eastAsia="Arial" w:hAnsi="Arial"/>
+                <w:sz w:val="20"/>
+                <w:szCs w:val="20"/>
+                <w:rtl w:val="0"/>
+              </w:rPr>
               <w:t xml:space="preserve">R12. Over-Reliance on AI Decision Logic</w:t>
             </w:r>
           </w:p>
@@ -3240,6 +3951,47 @@
             </w:r>
           </w:p>
         </w:tc>
+        <w:tc>
+          <w:tcPr>
+            <w:tcBorders>
+              <w:bottom w:color="000000" w:space="0" w:sz="4" w:val="single"/>
+            </w:tcBorders>
+            <w:vAlign w:val="center"/>
+          </w:tcPr>
+          <w:p>
+            <w:pPr>
+              <w:keepNext w:val="0"/>
+              <w:keepLines w:val="1"/>
+              <w:pageBreakBefore w:val="0"/>
+              <w:widowControl w:val="0"/>
+              <w:pBdr>
+                <w:top w:space="0" w:sz="0" w:val="nil"/>
+                <w:left w:space="0" w:sz="0" w:val="nil"/>
+                <w:bottom w:space="0" w:sz="0" w:val="nil"/>
+                <w:right w:space="0" w:sz="0" w:val="nil"/>
+                <w:between w:space="0" w:sz="0" w:val="nil"/>
+              </w:pBdr>
+              <w:shd w:fill="auto" w:val="clear"/>
+              <w:spacing w:after="0" w:before="0" w:line="240" w:lineRule="auto"/>
+              <w:ind w:left="0" w:right="0" w:firstLine="0"/>
+              <w:jc w:val="center"/>
+              <w:rPr>
+                <w:rFonts w:ascii="Arial" w:cs="Arial" w:eastAsia="Arial" w:hAnsi="Arial"/>
+                <w:sz w:val="20"/>
+                <w:szCs w:val="20"/>
+              </w:rPr>
+            </w:pPr>
+            <w:r>
+              <w:rPr>
+                <w:rFonts w:ascii="Arial" w:cs="Arial" w:eastAsia="Arial" w:hAnsi="Arial"/>
+                <w:sz w:val="20"/>
+                <w:szCs w:val="20"/>
+                <w:rtl w:val="0"/>
+              </w:rPr>
+              <w:t xml:space="preserve">Done</w:t>
+            </w:r>
+          </w:p>
+        </w:tc>
       </w:tr>
       <w:tr>
         <w:trPr>
@@ -3316,6 +4068,47 @@
             </w:r>
           </w:p>
         </w:tc>
+        <w:tc>
+          <w:tcPr>
+            <w:tcBorders>
+              <w:bottom w:color="000000" w:space="0" w:sz="4" w:val="single"/>
+            </w:tcBorders>
+            <w:vAlign w:val="center"/>
+          </w:tcPr>
+          <w:p>
+            <w:pPr>
+              <w:keepNext w:val="0"/>
+              <w:keepLines w:val="1"/>
+              <w:pageBreakBefore w:val="0"/>
+              <w:widowControl w:val="0"/>
+              <w:pBdr>
+                <w:top w:space="0" w:sz="0" w:val="nil"/>
+                <w:left w:space="0" w:sz="0" w:val="nil"/>
+                <w:bottom w:space="0" w:sz="0" w:val="nil"/>
+                <w:right w:space="0" w:sz="0" w:val="nil"/>
+                <w:between w:space="0" w:sz="0" w:val="nil"/>
+              </w:pBdr>
+              <w:shd w:fill="auto" w:val="clear"/>
+              <w:spacing w:after="0" w:before="0" w:line="240" w:lineRule="auto"/>
+              <w:ind w:left="0" w:right="0" w:firstLine="0"/>
+              <w:jc w:val="center"/>
+              <w:rPr>
+                <w:rFonts w:ascii="Arial" w:cs="Arial" w:eastAsia="Arial" w:hAnsi="Arial"/>
+                <w:sz w:val="20"/>
+                <w:szCs w:val="20"/>
+              </w:rPr>
+            </w:pPr>
+            <w:r>
+              <w:rPr>
+                <w:rFonts w:ascii="Arial" w:cs="Arial" w:eastAsia="Arial" w:hAnsi="Arial"/>
+                <w:sz w:val="20"/>
+                <w:szCs w:val="20"/>
+                <w:rtl w:val="0"/>
+              </w:rPr>
+              <w:t xml:space="preserve">In progress</w:t>
+            </w:r>
+          </w:p>
+        </w:tc>
       </w:tr>
       <w:tr>
         <w:trPr>
@@ -3383,6 +4176,47 @@
             </w:r>
           </w:p>
         </w:tc>
+        <w:tc>
+          <w:tcPr>
+            <w:tcBorders>
+              <w:bottom w:color="000000" w:space="0" w:sz="4" w:val="single"/>
+            </w:tcBorders>
+            <w:vAlign w:val="center"/>
+          </w:tcPr>
+          <w:p>
+            <w:pPr>
+              <w:keepNext w:val="0"/>
+              <w:keepLines w:val="1"/>
+              <w:pageBreakBefore w:val="0"/>
+              <w:widowControl w:val="0"/>
+              <w:pBdr>
+                <w:top w:space="0" w:sz="0" w:val="nil"/>
+                <w:left w:space="0" w:sz="0" w:val="nil"/>
+                <w:bottom w:space="0" w:sz="0" w:val="nil"/>
+                <w:right w:space="0" w:sz="0" w:val="nil"/>
+                <w:between w:space="0" w:sz="0" w:val="nil"/>
+              </w:pBdr>
+              <w:shd w:fill="auto" w:val="clear"/>
+              <w:spacing w:after="0" w:before="0" w:line="240" w:lineRule="auto"/>
+              <w:ind w:left="0" w:right="0" w:firstLine="0"/>
+              <w:jc w:val="center"/>
+              <w:rPr>
+                <w:rFonts w:ascii="Arial" w:cs="Arial" w:eastAsia="Arial" w:hAnsi="Arial"/>
+                <w:sz w:val="20"/>
+                <w:szCs w:val="20"/>
+              </w:rPr>
+            </w:pPr>
+            <w:r>
+              <w:rPr>
+                <w:rFonts w:ascii="Arial" w:cs="Arial" w:eastAsia="Arial" w:hAnsi="Arial"/>
+                <w:sz w:val="20"/>
+                <w:szCs w:val="20"/>
+                <w:rtl w:val="0"/>
+              </w:rPr>
+              <w:t xml:space="preserve">Done</w:t>
+            </w:r>
+          </w:p>
+        </w:tc>
       </w:tr>
       <w:tr>
         <w:trPr>
@@ -3450,6 +4284,43 @@
             </w:r>
           </w:p>
         </w:tc>
+        <w:tc>
+          <w:tcPr>
+            <w:tcBorders>
+              <w:bottom w:color="000000" w:space="0" w:sz="4" w:val="single"/>
+            </w:tcBorders>
+            <w:vAlign w:val="center"/>
+          </w:tcPr>
+          <w:p>
+            <w:pPr>
+              <w:keepNext w:val="0"/>
+              <w:keepLines w:val="1"/>
+              <w:pageBreakBefore w:val="0"/>
+              <w:widowControl w:val="0"/>
+              <w:pBdr>
+                <w:top w:space="0" w:sz="0" w:val="nil"/>
+                <w:left w:space="0" w:sz="0" w:val="nil"/>
+                <w:bottom w:space="0" w:sz="0" w:val="nil"/>
+                <w:right w:space="0" w:sz="0" w:val="nil"/>
+                <w:between w:space="0" w:sz="0" w:val="nil"/>
+              </w:pBdr>
+              <w:shd w:fill="auto" w:val="clear"/>
+              <w:spacing w:after="0" w:before="0" w:line="240" w:lineRule="auto"/>
+              <w:ind w:left="0" w:right="0" w:firstLine="0"/>
+              <w:jc w:val="center"/>
+              <w:rPr>
+                <w:rFonts w:ascii="Arial" w:cs="Arial" w:eastAsia="Arial" w:hAnsi="Arial"/>
+                <w:sz w:val="20"/>
+                <w:szCs w:val="20"/>
+              </w:rPr>
+            </w:pPr>
+            <w:r>
+              <w:rPr>
+                <w:rtl w:val="0"/>
+              </w:rPr>
+            </w:r>
+          </w:p>
+        </w:tc>
       </w:tr>
       <w:tr>
         <w:trPr>
@@ -3517,6 +4388,43 @@
             </w:r>
           </w:p>
         </w:tc>
+        <w:tc>
+          <w:tcPr>
+            <w:tcBorders>
+              <w:bottom w:color="000000" w:space="0" w:sz="4" w:val="single"/>
+            </w:tcBorders>
+            <w:vAlign w:val="center"/>
+          </w:tcPr>
+          <w:p>
+            <w:pPr>
+              <w:keepNext w:val="0"/>
+              <w:keepLines w:val="1"/>
+              <w:pageBreakBefore w:val="0"/>
+              <w:widowControl w:val="0"/>
+              <w:pBdr>
+                <w:top w:space="0" w:sz="0" w:val="nil"/>
+                <w:left w:space="0" w:sz="0" w:val="nil"/>
+                <w:bottom w:space="0" w:sz="0" w:val="nil"/>
+                <w:right w:space="0" w:sz="0" w:val="nil"/>
+                <w:between w:space="0" w:sz="0" w:val="nil"/>
+              </w:pBdr>
+              <w:shd w:fill="auto" w:val="clear"/>
+              <w:spacing w:after="0" w:before="0" w:line="240" w:lineRule="auto"/>
+              <w:ind w:left="0" w:right="0" w:firstLine="0"/>
+              <w:jc w:val="center"/>
+              <w:rPr>
+                <w:rFonts w:ascii="Arial" w:cs="Arial" w:eastAsia="Arial" w:hAnsi="Arial"/>
+                <w:sz w:val="20"/>
+                <w:szCs w:val="20"/>
+              </w:rPr>
+            </w:pPr>
+            <w:r>
+              <w:rPr>
+                <w:rtl w:val="0"/>
+              </w:rPr>
+            </w:r>
+          </w:p>
+        </w:tc>
       </w:tr>
     </w:tbl>
     <w:p>
@@ -3812,7 +4720,7 @@
     </w:p>
     <w:sdt>
       <w:sdtPr>
-        <w:id w:val="1554231025"/>
+        <w:id w:val="-1899138784"/>
         <w:docPartObj>
           <w:docPartGallery w:val="Table of Contents"/>
           <w:docPartUnique w:val="1"/>
@@ -7121,37 +8029,10 @@
     </w:p>
     <w:p>
       <w:pPr>
-        <w:rPr/>
-      </w:pPr>
-      <w:r>
         <w:rPr>
           <w:b w:val="1"/>
           <w:bCs w:val="1"/>
-          <w:rtl w:val="0"/>
-        </w:rPr>
-        <w:t xml:space="preserve">Description:</w:t>
-      </w:r>
-      <w:r>
-        <w:rPr>
-          <w:rtl w:val="0"/>
-        </w:rPr>
-        <w:br w:type="textWrapping"/>
-        <w:t xml:space="preserve">Since the system relies on natural language processing, the AI may incorrectly interpret ambiguous or complex user commands. This may result in unintended divide actions such as opening the wrong device or executing an incorrect command.</w:t>
-      </w:r>
-    </w:p>
-    <w:p>
-      <w:pPr>
-        <w:rPr/>
-      </w:pPr>
-      <w:r>
-        <w:rPr>
-          <w:rtl w:val="0"/>
-        </w:rPr>
-      </w:r>
-    </w:p>
-    <w:p>
-      <w:pPr>
-        <w:rPr/>
+        </w:rPr>
       </w:pPr>
       <w:r>
         <w:rPr>
@@ -7159,13 +8040,28 @@
           <w:bCs w:val="1"/>
           <w:rtl w:val="0"/>
         </w:rPr>
-        <w:t xml:space="preserve">Likelihood:</w:t>
-      </w:r>
-      <w:r>
-        <w:rPr>
-          <w:rtl w:val="0"/>
-        </w:rPr>
-        <w:t xml:space="preserve"> Medium</w:t>
+        <w:t xml:space="preserve">Description:</w:t>
+      </w:r>
+    </w:p>
+    <w:p>
+      <w:pPr>
+        <w:rPr/>
+      </w:pPr>
+      <w:r>
+        <w:rPr>
+          <w:rtl w:val="0"/>
+        </w:rPr>
+        <w:t xml:space="preserve">Since the system relies on natural language processing, the AI may incorrectly interpret ambiguous or complex user commands. This may result in unintended device actions, such as controlling the wrong device or executing an incorrect command. Misinterpretation is identified when the executed action does not match the user’s intended request. </w:t>
+      </w:r>
+    </w:p>
+    <w:p>
+      <w:pPr>
+        <w:rPr/>
+      </w:pPr>
+      <w:r>
+        <w:rPr>
+          <w:rtl w:val="0"/>
+        </w:rPr>
       </w:r>
     </w:p>
     <w:p>
@@ -7178,46 +8074,78 @@
           <w:bCs w:val="1"/>
           <w:rtl w:val="0"/>
         </w:rPr>
-        <w:t xml:space="preserve">Impact:</w:t>
-      </w:r>
-      <w:r>
-        <w:rPr>
-          <w:rtl w:val="0"/>
-        </w:rPr>
-        <w:t xml:space="preserve"> High</w:t>
-      </w:r>
-    </w:p>
-    <w:p>
-      <w:pPr>
-        <w:rPr/>
-      </w:pPr>
-      <w:r>
-        <w:rPr>
-          <w:rtl w:val="0"/>
-        </w:rPr>
-      </w:r>
-    </w:p>
-    <w:p>
-      <w:pPr>
+        <w:t xml:space="preserve">Likelihood:</w:t>
+      </w:r>
+      <w:r>
+        <w:rPr>
+          <w:rtl w:val="0"/>
+        </w:rPr>
+        <w:t xml:space="preserve"> Medium</w:t>
+      </w:r>
+    </w:p>
+    <w:p>
+      <w:pPr>
+        <w:rPr/>
+      </w:pPr>
+      <w:r>
         <w:rPr>
           <w:b w:val="1"/>
           <w:bCs w:val="1"/>
-        </w:rPr>
-      </w:pPr>
-      <w:r>
+          <w:rtl w:val="0"/>
+        </w:rPr>
+        <w:t xml:space="preserve">Impact:</w:t>
+      </w:r>
+      <w:r>
+        <w:rPr>
+          <w:rtl w:val="0"/>
+        </w:rPr>
+        <w:t xml:space="preserve"> Medium to High</w:t>
+      </w:r>
+    </w:p>
+    <w:p>
+      <w:pPr>
         <w:rPr>
           <w:b w:val="1"/>
           <w:bCs w:val="1"/>
+        </w:rPr>
+      </w:pPr>
+      <w:r>
+        <w:rPr>
+          <w:rtl w:val="0"/>
+        </w:rPr>
+      </w:r>
+    </w:p>
+    <w:p>
+      <w:pPr>
+        <w:rPr>
+          <w:b w:val="1"/>
+          <w:bCs w:val="1"/>
+        </w:rPr>
+      </w:pPr>
+      <w:r>
+        <w:rPr>
+          <w:b w:val="1"/>
+          <w:bCs w:val="1"/>
           <w:rtl w:val="0"/>
         </w:rPr>
         <w:t xml:space="preserve">Mitigation Strategy:</w:t>
+      </w:r>
+    </w:p>
+    <w:p>
+      <w:pPr>
+        <w:rPr/>
+      </w:pPr>
+      <w:r>
+        <w:rPr>
+          <w:rtl w:val="0"/>
+        </w:rPr>
       </w:r>
     </w:p>
     <w:p>
       <w:pPr>
         <w:numPr>
           <w:ilvl w:val="0"/>
-          <w:numId w:val="4"/>
+          <w:numId w:val="15"/>
         </w:numPr>
         <w:ind w:left="720" w:hanging="360"/>
       </w:pPr>
@@ -7232,7 +8160,7 @@
       <w:pPr>
         <w:numPr>
           <w:ilvl w:val="0"/>
-          <w:numId w:val="4"/>
+          <w:numId w:val="15"/>
         </w:numPr>
         <w:ind w:left="720" w:hanging="360"/>
       </w:pPr>
@@ -7240,14 +8168,14 @@
         <w:rPr>
           <w:rtl w:val="0"/>
         </w:rPr>
-        <w:t xml:space="preserve">Display AI response before any physical action is confirmed (AI provides recommendation/intent).</w:t>
+        <w:t xml:space="preserve">Display AI response before executing any physical action.</w:t>
       </w:r>
     </w:p>
     <w:p>
       <w:pPr>
         <w:numPr>
           <w:ilvl w:val="0"/>
-          <w:numId w:val="4"/>
+          <w:numId w:val="15"/>
         </w:numPr>
         <w:ind w:left="720" w:hanging="360"/>
       </w:pPr>
@@ -7255,21 +8183,12 @@
         <w:rPr>
           <w:rtl w:val="0"/>
         </w:rPr>
-        <w:t xml:space="preserve">Mark confirmation + action validation as </w:t>
-      </w:r>
-      <w:r>
-        <w:rPr>
-          <w:b w:val="1"/>
-          <w:bCs w:val="1"/>
-          <w:rtl w:val="0"/>
-        </w:rPr>
-        <w:t xml:space="preserve">future enhancement</w:t>
-      </w:r>
-      <w:r>
-        <w:rPr>
-          <w:rtl w:val="0"/>
-        </w:rPr>
-        <w:t xml:space="preserve"> for the device-control layer.</w:t>
+        <w:t xml:space="preserve">Mark confirmation and action validation as a future enhancement for the device-control layer.</w:t>
+      </w:r>
+      <w:r>
+        <w:rPr>
+          <w:rtl w:val="0"/>
+        </w:rPr>
       </w:r>
     </w:p>
     <w:p>
@@ -7346,7 +8265,7 @@
         <w:rPr>
           <w:rtl w:val="0"/>
         </w:rPr>
-        <w:t xml:space="preserve">AI processing requires communication with an external AI service(Firebase AI) , which may introduce latency. Delays may negatively affect user experience or system responsiveness.</w:t>
+        <w:t xml:space="preserve">AI processing requires communication with an external AI service, which may introduce latency. A delay is considered problematic if the system does not provide feedback quickly or if the response takes too long, causing the user to think the system is not working.</w:t>
       </w:r>
     </w:p>
     <w:p>
@@ -7358,6 +8277,7 @@
         <w:rPr>
           <w:rtl w:val="0"/>
         </w:rPr>
+        <w:t xml:space="preserve">According to usability guidelines(Nielsen,1993), system should provide feedback within about 1 second to maintain user attention, while delays longer than several seconds reduce usability. Based on this, response times longer than approximately 5 seconds are considered slow for this system.</w:t>
       </w:r>
     </w:p>
     <w:p>
@@ -7371,13 +8291,13 @@
           <w:bCs w:val="1"/>
           <w:rtl w:val="0"/>
         </w:rPr>
-        <w:t xml:space="preserve">Likelihood:</w:t>
-      </w:r>
-      <w:r>
-        <w:rPr>
-          <w:rtl w:val="0"/>
-        </w:rPr>
-        <w:t xml:space="preserve"> Medium</w:t>
+        <w:t xml:space="preserve">Likelihood: </w:t>
+      </w:r>
+      <w:r>
+        <w:rPr>
+          <w:rtl w:val="0"/>
+        </w:rPr>
+        <w:t xml:space="preserve">Medium</w:t>
       </w:r>
     </w:p>
     <w:p>
@@ -7397,7 +8317,7 @@
         <w:rPr>
           <w:rtl w:val="0"/>
         </w:rPr>
-        <w:t xml:space="preserve"> Medium to High</w:t>
+        <w:t xml:space="preserve"> Medium to high</w:t>
       </w:r>
     </w:p>
     <w:p>
@@ -7410,22 +8330,8 @@
       </w:pPr>
       <w:r>
         <w:rPr>
-          <w:rtl w:val="0"/>
-        </w:rPr>
-      </w:r>
-    </w:p>
-    <w:p>
-      <w:pPr>
-        <w:ind w:left="0" w:firstLine="0"/>
-        <w:rPr>
           <w:b w:val="1"/>
           <w:bCs w:val="1"/>
-        </w:rPr>
-      </w:pPr>
-      <w:r>
-        <w:rPr>
-          <w:b w:val="1"/>
-          <w:bCs w:val="1"/>
           <w:rtl w:val="0"/>
         </w:rPr>
         <w:t xml:space="preserve">Mitigation Strategy:</w:t>
@@ -7433,32 +8339,75 @@
     </w:p>
     <w:p>
       <w:pPr>
-        <w:ind w:left="0" w:firstLine="0"/>
-        <w:rPr/>
-      </w:pPr>
-      <w:r>
-        <w:rPr>
-          <w:rtl w:val="0"/>
-        </w:rPr>
-      </w:r>
-    </w:p>
-    <w:p>
-      <w:pPr>
-        <w:ind w:left="0" w:firstLine="0"/>
-        <w:rPr/>
-      </w:pPr>
-      <w:r>
-        <w:rPr>
-          <w:rtl w:val="0"/>
-        </w:rPr>
-        <w:t xml:space="preserve">Show loading indicator and prevent duplicate sends while a request is in progress. Backend performance tuning/caching may be added if needed.</w:t>
-      </w:r>
-    </w:p>
-    <w:p>
-      <w:pPr>
-        <w:ind w:left="0" w:firstLine="0"/>
-        <w:rPr/>
-      </w:pPr>
+        <w:numPr>
+          <w:ilvl w:val="0"/>
+          <w:numId w:val="16"/>
+        </w:numPr>
+        <w:ind w:left="720" w:hanging="360"/>
+        <w:rPr>
+          <w:u w:val="none"/>
+        </w:rPr>
+      </w:pPr>
+      <w:r>
+        <w:rPr>
+          <w:rtl w:val="0"/>
+        </w:rPr>
+        <w:t xml:space="preserve">Displays a loading indicator within 1 second after sending a request.</w:t>
+      </w:r>
+    </w:p>
+    <w:p>
+      <w:pPr>
+        <w:numPr>
+          <w:ilvl w:val="0"/>
+          <w:numId w:val="16"/>
+        </w:numPr>
+        <w:ind w:left="720" w:hanging="360"/>
+        <w:rPr>
+          <w:u w:val="none"/>
+        </w:rPr>
+      </w:pPr>
+      <w:r>
+        <w:rPr>
+          <w:rtl w:val="0"/>
+        </w:rPr>
+        <w:t xml:space="preserve">Prevent duplicate requests is in progress.</w:t>
+      </w:r>
+    </w:p>
+    <w:p>
+      <w:pPr>
+        <w:numPr>
+          <w:ilvl w:val="0"/>
+          <w:numId w:val="16"/>
+        </w:numPr>
+        <w:ind w:left="720" w:hanging="360"/>
+        <w:rPr>
+          <w:u w:val="none"/>
+        </w:rPr>
+      </w:pPr>
+      <w:r>
+        <w:rPr>
+          <w:rtl w:val="0"/>
+        </w:rPr>
+        <w:t xml:space="preserve">Aim to keep most AI response withing 5 seconds.</w:t>
+      </w:r>
+    </w:p>
+    <w:p>
+      <w:pPr>
+        <w:numPr>
+          <w:ilvl w:val="0"/>
+          <w:numId w:val="16"/>
+        </w:numPr>
+        <w:ind w:left="720" w:hanging="360"/>
+        <w:rPr>
+          <w:u w:val="none"/>
+        </w:rPr>
+      </w:pPr>
+      <w:r>
+        <w:rPr>
+          <w:rtl w:val="0"/>
+        </w:rPr>
+        <w:t xml:space="preserve">Backend performance optimization or caching maybe applied if needed</w:t>
+      </w:r>
       <w:r>
         <w:rPr>
           <w:rtl w:val="0"/>
@@ -7542,7 +8491,7 @@
         <w:rPr>
           <w:rtl w:val="0"/>
         </w:rPr>
-        <w:t xml:space="preserve">Relying heavily on AI decision-making may reduce system predictability. AI-generated logic may not always align with strict safety or operational requirements.</w:t>
+        <w:t xml:space="preserve">Relying heavily on AI decision-making may reduce system predictability. AI-generated outputs may not always align with strict safety or operational requirements. AI response time and behaviour should not affect safety-critical operations.</w:t>
       </w:r>
     </w:p>
     <w:p>
@@ -7616,18 +8565,20 @@
     <w:p>
       <w:pPr>
         <w:ind w:left="0" w:firstLine="0"/>
+        <w:rPr/>
+      </w:pPr>
+      <w:r>
         <w:rPr>
           <w:b w:val="1"/>
           <w:bCs w:val="1"/>
-        </w:rPr>
-      </w:pPr>
-      <w:r>
-        <w:rPr>
-          <w:b w:val="1"/>
-          <w:bCs w:val="1"/>
           <w:rtl w:val="0"/>
         </w:rPr>
         <w:t xml:space="preserve">Mitigation Strategy:</w:t>
+      </w:r>
+      <w:r>
+        <w:rPr>
+          <w:rtl w:val="0"/>
+        </w:rPr>
       </w:r>
     </w:p>
     <w:p>
@@ -7637,12 +8588,15 @@
           <w:numId w:val="1"/>
         </w:numPr>
         <w:ind w:left="720" w:hanging="360"/>
-      </w:pPr>
-      <w:r>
-        <w:rPr>
-          <w:rtl w:val="0"/>
-        </w:rPr>
-        <w:t xml:space="preserve">AI is limited to interpretation and generating suggestions/responses.</w:t>
+        <w:rPr>
+          <w:u w:val="none"/>
+        </w:rPr>
+      </w:pPr>
+      <w:r>
+        <w:rPr>
+          <w:rtl w:val="0"/>
+        </w:rPr>
+        <w:t xml:space="preserve">Ensure safety-critical actions are handled outside the AI module.</w:t>
       </w:r>
     </w:p>
     <w:p>
@@ -7652,12 +8606,15 @@
           <w:numId w:val="1"/>
         </w:numPr>
         <w:ind w:left="720" w:hanging="360"/>
-      </w:pPr>
-      <w:r>
-        <w:rPr>
-          <w:rtl w:val="0"/>
-        </w:rPr>
-        <w:t xml:space="preserve">Safety-critical actions are not decided by the AI within the mobile UI.</w:t>
+        <w:rPr>
+          <w:u w:val="none"/>
+        </w:rPr>
+      </w:pPr>
+      <w:r>
+        <w:rPr>
+          <w:rtl w:val="0"/>
+        </w:rPr>
+        <w:t xml:space="preserve">Keep control logic within the device or system layer, independent of AI processing</w:t>
       </w:r>
     </w:p>
     <w:p>
@@ -7711,14 +8668,26 @@
     </w:p>
     <w:p>
       <w:pPr>
-        <w:ind w:left="0" w:firstLine="0"/>
-        <w:rPr/>
-      </w:pPr>
-      <w:r>
-        <w:rPr>
-          <w:rtl w:val="0"/>
-        </w:rPr>
-        <w:t xml:space="preserve">The system depends on an External AI service. If the external service becomes unavailable or unstable, AI command processing may fail.</w:t>
+        <w:spacing w:after="240" w:before="240" w:lineRule="auto"/>
+        <w:rPr/>
+      </w:pPr>
+      <w:r>
+        <w:rPr>
+          <w:rtl w:val="0"/>
+        </w:rPr>
+        <w:t xml:space="preserve">The system depends on an external AI service. If the service becomes unavailable, unstable, or slow to respond, AI-based command processing may fail or be delayed. A response is considered slow if it takes longer than approximately 5 seconds, as delays beyond this point may negatively affect user experience. According to usability guidelines, systems should provide feedback within about 1 second to keep the user informed, while longer delays require visible indication of processing (Nielsen, 1993).</w:t>
+      </w:r>
+    </w:p>
+    <w:p>
+      <w:pPr>
+        <w:spacing w:after="240" w:before="240" w:lineRule="auto"/>
+        <w:rPr/>
+      </w:pPr>
+      <w:r>
+        <w:rPr>
+          <w:rtl w:val="0"/>
+        </w:rPr>
+        <w:t xml:space="preserve">Based on this, the system shall display feedback within 1 second after a request is sent, and AI responses should normally be received within 5 seconds. If a response is not received within approximately 5–10 seconds, it is considered a failure from the user’s perspective.</w:t>
       </w:r>
     </w:p>
     <w:p>
@@ -7804,7 +8773,7 @@
       <w:pPr>
         <w:numPr>
           <w:ilvl w:val="0"/>
-          <w:numId w:val="15"/>
+          <w:numId w:val="17"/>
         </w:numPr>
         <w:ind w:left="720" w:hanging="360"/>
       </w:pPr>
@@ -7812,14 +8781,14 @@
         <w:rPr>
           <w:rtl w:val="0"/>
         </w:rPr>
-        <w:t xml:space="preserve">Show fallback response</w:t>
+        <w:t xml:space="preserve">Display fallback response when the AI service fails or times out.</w:t>
       </w:r>
     </w:p>
     <w:p>
       <w:pPr>
         <w:numPr>
           <w:ilvl w:val="0"/>
-          <w:numId w:val="15"/>
+          <w:numId w:val="17"/>
         </w:numPr>
         <w:ind w:left="720" w:hanging="360"/>
       </w:pPr>
@@ -7827,14 +8796,14 @@
         <w:rPr>
           <w:rtl w:val="0"/>
         </w:rPr>
-        <w:t xml:space="preserve">Inform user to check backend/Wi-Fi</w:t>
+        <w:t xml:space="preserve">Inform the user to check network or backend connectivity.</w:t>
       </w:r>
     </w:p>
     <w:p>
       <w:pPr>
         <w:numPr>
           <w:ilvl w:val="0"/>
-          <w:numId w:val="15"/>
+          <w:numId w:val="17"/>
         </w:numPr>
         <w:ind w:left="720" w:hanging="360"/>
       </w:pPr>
@@ -7842,7 +8811,7 @@
         <w:rPr>
           <w:rtl w:val="0"/>
         </w:rPr>
-        <w:t xml:space="preserve">Log failures (optional future)</w:t>
+        <w:t xml:space="preserve">Log failures for future analysis</w:t>
       </w:r>
     </w:p>
     <w:p>
@@ -7899,7 +8868,7 @@
         <w:rPr>
           <w:rtl w:val="0"/>
         </w:rPr>
-        <w:t xml:space="preserve">If AI incorrectly handles commands related to safety (e.g., gas or fire conditions), it may provide misleading information or delay proper action</w:t>
+        <w:t xml:space="preserve">If AI incorrectly handles commands related to safety (e.g., gas or fire conditions), it may provide misleading information or delay proper action. In safety-critical situations, any delay caused by AI processing is unacceptable.</w:t>
       </w:r>
     </w:p>
     <w:p>
@@ -7988,7 +8957,7 @@
         <w:rPr>
           <w:rtl w:val="0"/>
         </w:rPr>
-        <w:t xml:space="preserve">AI chat does not control emergency response directly.</w:t>
+        <w:t xml:space="preserve">Do not allow AI to control emergency response directly.</w:t>
       </w:r>
     </w:p>
     <w:p>
@@ -8003,7 +8972,7 @@
         <w:rPr>
           <w:rtl w:val="0"/>
         </w:rPr>
-        <w:t xml:space="preserve">Safety actions are outside AI module scope (sensor/device layer).</w:t>
+        <w:t xml:space="preserve">Ensure safety actions are handled immediately by the sensor/device subsystem.</w:t>
       </w:r>
     </w:p>
     <w:p>
@@ -8018,7 +8987,7 @@
         <w:rPr>
           <w:rtl w:val="0"/>
         </w:rPr>
-        <w:t xml:space="preserve">AI only provides guidance/notification text.</w:t>
+        <w:t xml:space="preserve">Use AI only for guidance or notification messages, not for safety decisions.</w:t>
       </w:r>
     </w:p>
     <w:p>
@@ -8242,6 +9211,164 @@
           <w:rtl w:val="0"/>
         </w:rPr>
         <w:t xml:space="preserve"> High</w:t>
+      </w:r>
+    </w:p>
+    <w:p>
+      <w:pPr>
+        <w:spacing w:after="240" w:before="240" w:lineRule="auto"/>
+        <w:rPr/>
+      </w:pPr>
+      <w:r>
+        <w:rPr>
+          <w:b w:val="1"/>
+          <w:bCs w:val="1"/>
+          <w:rtl w:val="0"/>
+        </w:rPr>
+        <w:t xml:space="preserve">R16 – Browser compatibility and Web Speech API limitations</w:t>
+      </w:r>
+      <w:r>
+        <w:rPr>
+          <w:rtl w:val="0"/>
+        </w:rPr>
+      </w:r>
+    </w:p>
+    <w:p>
+      <w:pPr>
+        <w:spacing w:after="240" w:before="240" w:lineRule="auto"/>
+        <w:rPr>
+          <w:b w:val="1"/>
+          <w:bCs w:val="1"/>
+        </w:rPr>
+      </w:pPr>
+      <w:r>
+        <w:rPr>
+          <w:b w:val="1"/>
+          <w:bCs w:val="1"/>
+          <w:rtl w:val="0"/>
+        </w:rPr>
+        <w:t xml:space="preserve">Description:</w:t>
+      </w:r>
+    </w:p>
+    <w:p>
+      <w:pPr>
+        <w:spacing w:after="240" w:before="240" w:lineRule="auto"/>
+        <w:rPr/>
+      </w:pPr>
+      <w:r>
+        <w:rPr>
+          <w:rtl w:val="0"/>
+        </w:rPr>
+        <w:t xml:space="preserve">The Web Speech API is not supported consistently across all browsers and devices.  Differences in implementation or lack of support may affect speech recognition reliability.</w:t>
+      </w:r>
+    </w:p>
+    <w:p>
+      <w:pPr>
+        <w:spacing w:after="240" w:before="240" w:lineRule="auto"/>
+        <w:rPr/>
+      </w:pPr>
+      <w:r>
+        <w:rPr>
+          <w:rtl w:val="0"/>
+        </w:rPr>
+      </w:r>
+    </w:p>
+    <w:p>
+      <w:pPr>
+        <w:spacing w:after="240" w:before="240" w:lineRule="auto"/>
+        <w:rPr/>
+      </w:pPr>
+      <w:r>
+        <w:rPr>
+          <w:rtl w:val="0"/>
+        </w:rPr>
+        <w:t xml:space="preserve">Mitigation Strategy:</w:t>
+      </w:r>
+    </w:p>
+    <w:p>
+      <w:pPr>
+        <w:spacing w:after="240" w:before="240" w:lineRule="auto"/>
+        <w:rPr/>
+      </w:pPr>
+      <w:r>
+        <w:rPr>
+          <w:rtl w:val="0"/>
+        </w:rPr>
+        <w:t xml:space="preserve">Test functionality across supported browsers.</w:t>
+      </w:r>
+    </w:p>
+    <w:p>
+      <w:pPr>
+        <w:spacing w:after="240" w:before="240" w:lineRule="auto"/>
+        <w:rPr/>
+      </w:pPr>
+      <w:r>
+        <w:rPr>
+          <w:rtl w:val="0"/>
+        </w:rPr>
+        <w:t xml:space="preserve">Provide fallback to text input where speech is unavailable.</w:t>
+      </w:r>
+    </w:p>
+    <w:p>
+      <w:pPr>
+        <w:spacing w:after="240" w:before="240" w:lineRule="auto"/>
+        <w:rPr/>
+      </w:pPr>
+      <w:r>
+        <w:rPr>
+          <w:rtl w:val="0"/>
+        </w:rPr>
+        <w:t xml:space="preserve">Inform users when speech recognition is not supported.</w:t>
+      </w:r>
+    </w:p>
+    <w:p>
+      <w:pPr>
+        <w:spacing w:after="240" w:before="240" w:lineRule="auto"/>
+        <w:rPr/>
+      </w:pPr>
+      <w:r>
+        <w:rPr>
+          <w:b w:val="1"/>
+          <w:bCs w:val="1"/>
+          <w:rtl w:val="0"/>
+        </w:rPr>
+        <w:t xml:space="preserve">Probability</w:t>
+      </w:r>
+      <w:r>
+        <w:rPr>
+          <w:rtl w:val="0"/>
+        </w:rPr>
+        <w:t xml:space="preserve">: Low</w:t>
+      </w:r>
+    </w:p>
+    <w:p>
+      <w:pPr>
+        <w:spacing w:after="240" w:before="240" w:lineRule="auto"/>
+        <w:rPr/>
+      </w:pPr>
+      <w:r>
+        <w:rPr>
+          <w:b w:val="1"/>
+          <w:bCs w:val="1"/>
+          <w:rtl w:val="0"/>
+        </w:rPr>
+        <w:t xml:space="preserve">Impact </w:t>
+      </w:r>
+      <w:r>
+        <w:rPr>
+          <w:rtl w:val="0"/>
+        </w:rPr>
+        <w:t xml:space="preserve">:High</w:t>
+      </w:r>
+    </w:p>
+    <w:p>
+      <w:pPr>
+        <w:spacing w:after="240" w:before="240" w:lineRule="auto"/>
+        <w:rPr/>
+      </w:pPr>
+      <w:r>
+        <w:rPr>
+          <w:rtl w:val="0"/>
+        </w:rPr>
       </w:r>
     </w:p>
     <w:p>
@@ -10070,6 +11197,389 @@
         </w:rPr>
       </w:r>
     </w:p>
+    <w:p>
+      <w:pPr>
+        <w:rPr/>
+      </w:pPr>
+      <w:r>
+        <w:rPr>
+          <w:rtl w:val="0"/>
+        </w:rPr>
+      </w:r>
+    </w:p>
+    <w:p>
+      <w:pPr>
+        <w:rPr/>
+      </w:pPr>
+      <w:r>
+        <w:rPr>
+          <w:rtl w:val="0"/>
+        </w:rPr>
+      </w:r>
+    </w:p>
+    <w:p>
+      <w:pPr>
+        <w:rPr/>
+      </w:pPr>
+      <w:r>
+        <w:rPr>
+          <w:rtl w:val="0"/>
+        </w:rPr>
+      </w:r>
+    </w:p>
+    <w:p>
+      <w:pPr>
+        <w:rPr/>
+      </w:pPr>
+      <w:r>
+        <w:rPr>
+          <w:rtl w:val="0"/>
+        </w:rPr>
+      </w:r>
+    </w:p>
+    <w:p>
+      <w:pPr>
+        <w:rPr/>
+      </w:pPr>
+      <w:r>
+        <w:rPr>
+          <w:rtl w:val="0"/>
+        </w:rPr>
+      </w:r>
+    </w:p>
+    <w:p>
+      <w:pPr>
+        <w:rPr/>
+      </w:pPr>
+      <w:r>
+        <w:rPr>
+          <w:rtl w:val="0"/>
+        </w:rPr>
+      </w:r>
+    </w:p>
+    <w:p>
+      <w:pPr>
+        <w:rPr/>
+      </w:pPr>
+      <w:r>
+        <w:rPr>
+          <w:rtl w:val="0"/>
+        </w:rPr>
+      </w:r>
+    </w:p>
+    <w:p>
+      <w:pPr>
+        <w:rPr/>
+      </w:pPr>
+      <w:r>
+        <w:rPr>
+          <w:rtl w:val="0"/>
+        </w:rPr>
+      </w:r>
+    </w:p>
+    <w:p>
+      <w:pPr>
+        <w:rPr/>
+      </w:pPr>
+      <w:r>
+        <w:rPr>
+          <w:rtl w:val="0"/>
+        </w:rPr>
+      </w:r>
+    </w:p>
+    <w:p>
+      <w:pPr>
+        <w:rPr/>
+      </w:pPr>
+      <w:r>
+        <w:rPr>
+          <w:rtl w:val="0"/>
+        </w:rPr>
+      </w:r>
+    </w:p>
+    <w:p>
+      <w:pPr>
+        <w:rPr/>
+      </w:pPr>
+      <w:r>
+        <w:rPr>
+          <w:rtl w:val="0"/>
+        </w:rPr>
+      </w:r>
+    </w:p>
+    <w:p>
+      <w:pPr>
+        <w:rPr/>
+      </w:pPr>
+      <w:r>
+        <w:rPr>
+          <w:rtl w:val="0"/>
+        </w:rPr>
+      </w:r>
+    </w:p>
+    <w:p>
+      <w:pPr>
+        <w:rPr/>
+      </w:pPr>
+      <w:r>
+        <w:rPr>
+          <w:rtl w:val="0"/>
+        </w:rPr>
+      </w:r>
+    </w:p>
+    <w:p>
+      <w:pPr>
+        <w:rPr/>
+      </w:pPr>
+      <w:r>
+        <w:rPr>
+          <w:rtl w:val="0"/>
+        </w:rPr>
+      </w:r>
+    </w:p>
+    <w:p>
+      <w:pPr>
+        <w:rPr/>
+      </w:pPr>
+      <w:r>
+        <w:rPr>
+          <w:rtl w:val="0"/>
+        </w:rPr>
+      </w:r>
+    </w:p>
+    <w:p>
+      <w:pPr>
+        <w:rPr/>
+      </w:pPr>
+      <w:r>
+        <w:rPr>
+          <w:rtl w:val="0"/>
+        </w:rPr>
+      </w:r>
+    </w:p>
+    <w:p>
+      <w:pPr>
+        <w:rPr/>
+      </w:pPr>
+      <w:r>
+        <w:rPr>
+          <w:rtl w:val="0"/>
+        </w:rPr>
+      </w:r>
+    </w:p>
+    <w:p>
+      <w:pPr>
+        <w:rPr/>
+      </w:pPr>
+      <w:r>
+        <w:rPr>
+          <w:rtl w:val="0"/>
+        </w:rPr>
+      </w:r>
+    </w:p>
+    <w:p>
+      <w:pPr>
+        <w:rPr/>
+      </w:pPr>
+      <w:r>
+        <w:rPr>
+          <w:rtl w:val="0"/>
+        </w:rPr>
+      </w:r>
+    </w:p>
+    <w:p>
+      <w:pPr>
+        <w:rPr/>
+      </w:pPr>
+      <w:r>
+        <w:rPr>
+          <w:rtl w:val="0"/>
+        </w:rPr>
+      </w:r>
+    </w:p>
+    <w:p>
+      <w:pPr>
+        <w:rPr/>
+      </w:pPr>
+      <w:r>
+        <w:rPr>
+          <w:rtl w:val="0"/>
+        </w:rPr>
+      </w:r>
+    </w:p>
+    <w:p>
+      <w:pPr>
+        <w:rPr/>
+      </w:pPr>
+      <w:r>
+        <w:rPr>
+          <w:rtl w:val="0"/>
+        </w:rPr>
+      </w:r>
+    </w:p>
+    <w:p>
+      <w:pPr>
+        <w:rPr/>
+      </w:pPr>
+      <w:r>
+        <w:rPr>
+          <w:rtl w:val="0"/>
+        </w:rPr>
+      </w:r>
+    </w:p>
+    <w:p>
+      <w:pPr>
+        <w:rPr/>
+      </w:pPr>
+      <w:r>
+        <w:rPr>
+          <w:rtl w:val="0"/>
+        </w:rPr>
+      </w:r>
+    </w:p>
+    <w:p>
+      <w:pPr>
+        <w:rPr/>
+      </w:pPr>
+      <w:r>
+        <w:rPr>
+          <w:rtl w:val="0"/>
+        </w:rPr>
+      </w:r>
+    </w:p>
+    <w:p>
+      <w:pPr>
+        <w:rPr/>
+      </w:pPr>
+      <w:r>
+        <w:rPr>
+          <w:rtl w:val="0"/>
+        </w:rPr>
+      </w:r>
+    </w:p>
+    <w:p>
+      <w:pPr>
+        <w:rPr/>
+      </w:pPr>
+      <w:r>
+        <w:rPr>
+          <w:rtl w:val="0"/>
+        </w:rPr>
+      </w:r>
+    </w:p>
+    <w:p>
+      <w:pPr>
+        <w:rPr/>
+      </w:pPr>
+      <w:r>
+        <w:rPr>
+          <w:rtl w:val="0"/>
+        </w:rPr>
+      </w:r>
+    </w:p>
+    <w:p>
+      <w:pPr>
+        <w:rPr/>
+      </w:pPr>
+      <w:r>
+        <w:rPr>
+          <w:rtl w:val="0"/>
+        </w:rPr>
+      </w:r>
+    </w:p>
+    <w:p>
+      <w:pPr>
+        <w:rPr/>
+      </w:pPr>
+      <w:r>
+        <w:rPr>
+          <w:rtl w:val="0"/>
+        </w:rPr>
+      </w:r>
+    </w:p>
+    <w:p>
+      <w:pPr>
+        <w:rPr/>
+      </w:pPr>
+      <w:r>
+        <w:rPr>
+          <w:rtl w:val="0"/>
+        </w:rPr>
+      </w:r>
+    </w:p>
+    <w:p>
+      <w:pPr>
+        <w:rPr/>
+      </w:pPr>
+      <w:r>
+        <w:rPr>
+          <w:rtl w:val="0"/>
+        </w:rPr>
+      </w:r>
+    </w:p>
+    <w:p>
+      <w:pPr>
+        <w:rPr/>
+      </w:pPr>
+      <w:r>
+        <w:rPr>
+          <w:rtl w:val="0"/>
+        </w:rPr>
+      </w:r>
+    </w:p>
+    <w:p>
+      <w:pPr>
+        <w:rPr/>
+      </w:pPr>
+      <w:r>
+        <w:rPr>
+          <w:rtl w:val="0"/>
+        </w:rPr>
+      </w:r>
+    </w:p>
+    <w:p>
+      <w:pPr>
+        <w:rPr/>
+      </w:pPr>
+      <w:r>
+        <w:rPr>
+          <w:rtl w:val="0"/>
+        </w:rPr>
+        <w:t xml:space="preserve">REFERNCES</w:t>
+      </w:r>
+    </w:p>
+    <w:p>
+      <w:pPr>
+        <w:numPr>
+          <w:ilvl w:val="0"/>
+          <w:numId w:val="4"/>
+        </w:numPr>
+        <w:ind w:left="720" w:hanging="360"/>
+        <w:rPr>
+          <w:u w:val="none"/>
+        </w:rPr>
+      </w:pPr>
+      <w:r>
+        <w:rPr>
+          <w:rtl w:val="0"/>
+        </w:rPr>
+        <w:t xml:space="preserve">Nielsen, J. (1993). </w:t>
+      </w:r>
+      <w:r>
+        <w:rPr>
+          <w:i w:val="1"/>
+          <w:iCs w:val="1"/>
+          <w:rtl w:val="0"/>
+        </w:rPr>
+        <w:t xml:space="preserve">Usability Engineering</w:t>
+      </w:r>
+      <w:r>
+        <w:rPr>
+          <w:rtl w:val="0"/>
+        </w:rPr>
+        <w:t xml:space="preserve">. Morgan Kaufmann.</w:t>
+      </w:r>
+    </w:p>
     <w:sectPr>
       <w:pgSz w:h="16838" w:w="11906" w:orient="portrait"/>
       <w:pgMar w:bottom="1417" w:top="1417" w:left="1417" w:right="1417" w:header="708" w:footer="708"/>
@@ -10414,8 +11924,8 @@
   <w:abstractNum w:abstractNumId="4">
     <w:lvl w:ilvl="0">
       <w:start w:val="1"/>
-      <w:numFmt w:val="bullet"/>
-      <w:lvlText w:val="●"/>
+      <w:numFmt w:val="decimal"/>
+      <w:lvlText w:val="%1."/>
       <w:lvlJc w:val="left"/>
       <w:pPr>
         <w:ind w:left="720" w:hanging="360"/>
@@ -10426,8 +11936,8 @@
     </w:lvl>
     <w:lvl w:ilvl="1">
       <w:start w:val="1"/>
-      <w:numFmt w:val="bullet"/>
-      <w:lvlText w:val="○"/>
+      <w:numFmt w:val="lowerLetter"/>
+      <w:lvlText w:val="%2."/>
       <w:lvlJc w:val="left"/>
       <w:pPr>
         <w:ind w:left="1440" w:hanging="360"/>
@@ -10438,9 +11948,9 @@
     </w:lvl>
     <w:lvl w:ilvl="2">
       <w:start w:val="1"/>
-      <w:numFmt w:val="bullet"/>
-      <w:lvlText w:val="■"/>
-      <w:lvlJc w:val="left"/>
+      <w:numFmt w:val="lowerRoman"/>
+      <w:lvlText w:val="%3."/>
+      <w:lvlJc w:val="right"/>
       <w:pPr>
         <w:ind w:left="2160" w:hanging="360"/>
       </w:pPr>
@@ -10450,8 +11960,8 @@
     </w:lvl>
     <w:lvl w:ilvl="3">
       <w:start w:val="1"/>
-      <w:numFmt w:val="bullet"/>
-      <w:lvlText w:val="●"/>
+      <w:numFmt w:val="decimal"/>
+      <w:lvlText w:val="%4."/>
       <w:lvlJc w:val="left"/>
       <w:pPr>
         <w:ind w:left="2880" w:hanging="360"/>
@@ -10462,8 +11972,8 @@
     </w:lvl>
     <w:lvl w:ilvl="4">
       <w:start w:val="1"/>
-      <w:numFmt w:val="bullet"/>
-      <w:lvlText w:val="○"/>
+      <w:numFmt w:val="lowerLetter"/>
+      <w:lvlText w:val="%5."/>
       <w:lvlJc w:val="left"/>
       <w:pPr>
         <w:ind w:left="3600" w:hanging="360"/>
@@ -10474,9 +11984,9 @@
     </w:lvl>
     <w:lvl w:ilvl="5">
       <w:start w:val="1"/>
-      <w:numFmt w:val="bullet"/>
-      <w:lvlText w:val="■"/>
-      <w:lvlJc w:val="left"/>
+      <w:numFmt w:val="lowerRoman"/>
+      <w:lvlText w:val="%6."/>
+      <w:lvlJc w:val="right"/>
       <w:pPr>
         <w:ind w:left="4320" w:hanging="360"/>
       </w:pPr>
@@ -10486,8 +11996,8 @@
     </w:lvl>
     <w:lvl w:ilvl="6">
       <w:start w:val="1"/>
-      <w:numFmt w:val="bullet"/>
-      <w:lvlText w:val="●"/>
+      <w:numFmt w:val="decimal"/>
+      <w:lvlText w:val="%7."/>
       <w:lvlJc w:val="left"/>
       <w:pPr>
         <w:ind w:left="5040" w:hanging="360"/>
@@ -10498,8 +12008,8 @@
     </w:lvl>
     <w:lvl w:ilvl="7">
       <w:start w:val="1"/>
-      <w:numFmt w:val="bullet"/>
-      <w:lvlText w:val="○"/>
+      <w:numFmt w:val="lowerLetter"/>
+      <w:lvlText w:val="%8."/>
       <w:lvlJc w:val="left"/>
       <w:pPr>
         <w:ind w:left="5760" w:hanging="360"/>
@@ -10510,9 +12020,9 @@
     </w:lvl>
     <w:lvl w:ilvl="8">
       <w:start w:val="1"/>
-      <w:numFmt w:val="bullet"/>
-      <w:lvlText w:val="■"/>
-      <w:lvlJc w:val="left"/>
+      <w:numFmt w:val="lowerRoman"/>
+      <w:lvlText w:val="%9."/>
+      <w:lvlJc w:val="right"/>
       <w:pPr>
         <w:ind w:left="6480" w:hanging="360"/>
       </w:pPr>
@@ -11802,6 +13312,226 @@
     </w:lvl>
   </w:abstractNum>
   <w:abstractNum w:abstractNumId="15">
+    <w:lvl w:ilvl="0">
+      <w:start w:val="1"/>
+      <w:numFmt w:val="bullet"/>
+      <w:lvlText w:val="●"/>
+      <w:lvlJc w:val="left"/>
+      <w:pPr>
+        <w:ind w:left="720" w:hanging="360"/>
+      </w:pPr>
+      <w:rPr>
+        <w:u w:val="none"/>
+      </w:rPr>
+    </w:lvl>
+    <w:lvl w:ilvl="1">
+      <w:start w:val="1"/>
+      <w:numFmt w:val="bullet"/>
+      <w:lvlText w:val="○"/>
+      <w:lvlJc w:val="left"/>
+      <w:pPr>
+        <w:ind w:left="1440" w:hanging="360"/>
+      </w:pPr>
+      <w:rPr>
+        <w:u w:val="none"/>
+      </w:rPr>
+    </w:lvl>
+    <w:lvl w:ilvl="2">
+      <w:start w:val="1"/>
+      <w:numFmt w:val="bullet"/>
+      <w:lvlText w:val="■"/>
+      <w:lvlJc w:val="left"/>
+      <w:pPr>
+        <w:ind w:left="2160" w:hanging="360"/>
+      </w:pPr>
+      <w:rPr>
+        <w:u w:val="none"/>
+      </w:rPr>
+    </w:lvl>
+    <w:lvl w:ilvl="3">
+      <w:start w:val="1"/>
+      <w:numFmt w:val="bullet"/>
+      <w:lvlText w:val="●"/>
+      <w:lvlJc w:val="left"/>
+      <w:pPr>
+        <w:ind w:left="2880" w:hanging="360"/>
+      </w:pPr>
+      <w:rPr>
+        <w:u w:val="none"/>
+      </w:rPr>
+    </w:lvl>
+    <w:lvl w:ilvl="4">
+      <w:start w:val="1"/>
+      <w:numFmt w:val="bullet"/>
+      <w:lvlText w:val="○"/>
+      <w:lvlJc w:val="left"/>
+      <w:pPr>
+        <w:ind w:left="3600" w:hanging="360"/>
+      </w:pPr>
+      <w:rPr>
+        <w:u w:val="none"/>
+      </w:rPr>
+    </w:lvl>
+    <w:lvl w:ilvl="5">
+      <w:start w:val="1"/>
+      <w:numFmt w:val="bullet"/>
+      <w:lvlText w:val="■"/>
+      <w:lvlJc w:val="left"/>
+      <w:pPr>
+        <w:ind w:left="4320" w:hanging="360"/>
+      </w:pPr>
+      <w:rPr>
+        <w:u w:val="none"/>
+      </w:rPr>
+    </w:lvl>
+    <w:lvl w:ilvl="6">
+      <w:start w:val="1"/>
+      <w:numFmt w:val="bullet"/>
+      <w:lvlText w:val="●"/>
+      <w:lvlJc w:val="left"/>
+      <w:pPr>
+        <w:ind w:left="5040" w:hanging="360"/>
+      </w:pPr>
+      <w:rPr>
+        <w:u w:val="none"/>
+      </w:rPr>
+    </w:lvl>
+    <w:lvl w:ilvl="7">
+      <w:start w:val="1"/>
+      <w:numFmt w:val="bullet"/>
+      <w:lvlText w:val="○"/>
+      <w:lvlJc w:val="left"/>
+      <w:pPr>
+        <w:ind w:left="5760" w:hanging="360"/>
+      </w:pPr>
+      <w:rPr>
+        <w:u w:val="none"/>
+      </w:rPr>
+    </w:lvl>
+    <w:lvl w:ilvl="8">
+      <w:start w:val="1"/>
+      <w:numFmt w:val="bullet"/>
+      <w:lvlText w:val="■"/>
+      <w:lvlJc w:val="left"/>
+      <w:pPr>
+        <w:ind w:left="6480" w:hanging="360"/>
+      </w:pPr>
+      <w:rPr>
+        <w:u w:val="none"/>
+      </w:rPr>
+    </w:lvl>
+  </w:abstractNum>
+  <w:abstractNum w:abstractNumId="16">
+    <w:lvl w:ilvl="0">
+      <w:start w:val="1"/>
+      <w:numFmt w:val="bullet"/>
+      <w:lvlText w:val="●"/>
+      <w:lvlJc w:val="left"/>
+      <w:pPr>
+        <w:ind w:left="720" w:hanging="360"/>
+      </w:pPr>
+      <w:rPr>
+        <w:u w:val="none"/>
+      </w:rPr>
+    </w:lvl>
+    <w:lvl w:ilvl="1">
+      <w:start w:val="1"/>
+      <w:numFmt w:val="bullet"/>
+      <w:lvlText w:val="○"/>
+      <w:lvlJc w:val="left"/>
+      <w:pPr>
+        <w:ind w:left="1440" w:hanging="360"/>
+      </w:pPr>
+      <w:rPr>
+        <w:u w:val="none"/>
+      </w:rPr>
+    </w:lvl>
+    <w:lvl w:ilvl="2">
+      <w:start w:val="1"/>
+      <w:numFmt w:val="bullet"/>
+      <w:lvlText w:val="■"/>
+      <w:lvlJc w:val="left"/>
+      <w:pPr>
+        <w:ind w:left="2160" w:hanging="360"/>
+      </w:pPr>
+      <w:rPr>
+        <w:u w:val="none"/>
+      </w:rPr>
+    </w:lvl>
+    <w:lvl w:ilvl="3">
+      <w:start w:val="1"/>
+      <w:numFmt w:val="bullet"/>
+      <w:lvlText w:val="●"/>
+      <w:lvlJc w:val="left"/>
+      <w:pPr>
+        <w:ind w:left="2880" w:hanging="360"/>
+      </w:pPr>
+      <w:rPr>
+        <w:u w:val="none"/>
+      </w:rPr>
+    </w:lvl>
+    <w:lvl w:ilvl="4">
+      <w:start w:val="1"/>
+      <w:numFmt w:val="bullet"/>
+      <w:lvlText w:val="○"/>
+      <w:lvlJc w:val="left"/>
+      <w:pPr>
+        <w:ind w:left="3600" w:hanging="360"/>
+      </w:pPr>
+      <w:rPr>
+        <w:u w:val="none"/>
+      </w:rPr>
+    </w:lvl>
+    <w:lvl w:ilvl="5">
+      <w:start w:val="1"/>
+      <w:numFmt w:val="bullet"/>
+      <w:lvlText w:val="■"/>
+      <w:lvlJc w:val="left"/>
+      <w:pPr>
+        <w:ind w:left="4320" w:hanging="360"/>
+      </w:pPr>
+      <w:rPr>
+        <w:u w:val="none"/>
+      </w:rPr>
+    </w:lvl>
+    <w:lvl w:ilvl="6">
+      <w:start w:val="1"/>
+      <w:numFmt w:val="bullet"/>
+      <w:lvlText w:val="●"/>
+      <w:lvlJc w:val="left"/>
+      <w:pPr>
+        <w:ind w:left="5040" w:hanging="360"/>
+      </w:pPr>
+      <w:rPr>
+        <w:u w:val="none"/>
+      </w:rPr>
+    </w:lvl>
+    <w:lvl w:ilvl="7">
+      <w:start w:val="1"/>
+      <w:numFmt w:val="bullet"/>
+      <w:lvlText w:val="○"/>
+      <w:lvlJc w:val="left"/>
+      <w:pPr>
+        <w:ind w:left="5760" w:hanging="360"/>
+      </w:pPr>
+      <w:rPr>
+        <w:u w:val="none"/>
+      </w:rPr>
+    </w:lvl>
+    <w:lvl w:ilvl="8">
+      <w:start w:val="1"/>
+      <w:numFmt w:val="bullet"/>
+      <w:lvlText w:val="■"/>
+      <w:lvlJc w:val="left"/>
+      <w:pPr>
+        <w:ind w:left="6480" w:hanging="360"/>
+      </w:pPr>
+      <w:rPr>
+        <w:u w:val="none"/>
+      </w:rPr>
+    </w:lvl>
+  </w:abstractNum>
+  <w:abstractNum w:abstractNumId="17">
     <w:lvl w:ilvl="0">
       <w:start w:val="1"/>
       <w:numFmt w:val="bullet"/>
@@ -11955,6 +13685,12 @@
   </w:num>
   <w:num w:numId="15">
     <w:abstractNumId w:val="15"/>
+  </w:num>
+  <w:num w:numId="16">
+    <w:abstractNumId w:val="16"/>
+  </w:num>
+  <w:num w:numId="17">
+    <w:abstractNumId w:val="17"/>
   </w:num>
 </w:numbering>
 </file>
